--- a/pdf/PULSE-SEC-001_Cybersecurity_Concept.docx
+++ b/pdf/PULSE-SEC-001_Cybersecurity_Concept.docx
@@ -85,7 +85,7 @@
         <w:pStyle w:val="Date"/>
       </w:pPr>
       <w:r>
-        <w:t xml:space="preserve">2026-09-08</w:t>
+        <w:t xml:space="preserve">2026-09-23</w:t>
       </w:r>
     </w:p>
     <w:sdt>
@@ -237,7 +237,7 @@
               <w:jc w:val="left"/>
             </w:pPr>
             <w:r>
-              <w:t xml:space="preserve">0.9.3</w:t>
+              <w:t xml:space="preserve">0.9.4</w:t>
             </w:r>
           </w:p>
         </w:tc>
@@ -285,7 +285,7 @@
               <w:jc w:val="left"/>
             </w:pPr>
             <w:r>
-              <w:t xml:space="preserve">2026-09-08</w:t>
+              <w:t xml:space="preserve">2026-09-23</w:t>
             </w:r>
           </w:p>
         </w:tc>
@@ -686,6 +686,52 @@
             </w:pPr>
             <w:r>
               <w:t xml:space="preserve">Section 8 check list turned into a table. CS-1 and CS-10 reworded. CS-8, the asset table and threat T-6 updated: the broker image is pinned, so only the SBOM gap remains. Glossary pointer added</w:t>
+            </w:r>
+          </w:p>
+        </w:tc>
+      </w:tr>
+      <w:tr>
+        <w:tc>
+          <w:p>
+            <w:pPr>
+              <w:pStyle w:val="Compact"/>
+              <w:jc w:val="left"/>
+            </w:pPr>
+            <w:r>
+              <w:t xml:space="preserve">0.9.4</w:t>
+            </w:r>
+          </w:p>
+        </w:tc>
+        <w:tc>
+          <w:p>
+            <w:pPr>
+              <w:pStyle w:val="Compact"/>
+              <w:jc w:val="left"/>
+            </w:pPr>
+            <w:r>
+              <w:t xml:space="preserve">2026-09-23</w:t>
+            </w:r>
+          </w:p>
+        </w:tc>
+        <w:tc>
+          <w:p>
+            <w:pPr>
+              <w:pStyle w:val="Compact"/>
+              <w:jc w:val="left"/>
+            </w:pPr>
+            <w:r>
+              <w:t xml:space="preserve">A. Abdelghany</w:t>
+            </w:r>
+          </w:p>
+        </w:tc>
+        <w:tc>
+          <w:p>
+            <w:pPr>
+              <w:pStyle w:val="Compact"/>
+              <w:jc w:val="left"/>
+            </w:pPr>
+            <w:r>
+              <w:t xml:space="preserve">Sprint 2 controls landed: TLS and token authorisation (CS-3, CS-4), HMI-side range check (CS-5), SBOM with OSV scan (CS-8), privacy trace (CS-6), CI (CS-11). Deviation from mutual TLS recorded in section 5</w:t>
             </w:r>
           </w:p>
         </w:tc>
@@ -2588,7 +2634,33 @@
               <w:jc w:val="left"/>
             </w:pPr>
             <w:r>
-              <w:t xml:space="preserve">Broker started with</w:t>
+              <w:t xml:space="preserve">TLS to a development certificate; every client presents a signed token. Plaintext only on request, with a warning (DD-6 closed)</w:t>
+            </w:r>
+          </w:p>
+        </w:tc>
+        <w:tc>
+          <w:p>
+            <w:pPr>
+              <w:pStyle w:val="Compact"/>
+              <w:jc w:val="left"/>
+            </w:pPr>
+            <w:r>
+              <w:t xml:space="preserve">Sprint 2: enable TLS in the databroker with development certificates under</w:t>
+            </w:r>
+            <w:r>
+              <w:t xml:space="preserve"> </w:t>
+            </w:r>
+            <w:r>
+              <w:rPr>
+                <w:rStyle w:val="VerbatimChar"/>
+              </w:rPr>
+              <w:t xml:space="preserve">certs/dev/</w:t>
+            </w:r>
+            <w:r>
+              <w:t xml:space="preserve"> </w:t>
+            </w:r>
+            <w:r>
+              <w:t xml:space="preserve">marked non-production; start-up prints a red warning whenever</w:t>
             </w:r>
             <w:r>
               <w:t xml:space="preserve"> </w:t>
@@ -2600,18 +2672,229 @@
               <w:t xml:space="preserve">--insecure</w:t>
             </w:r>
             <w:r>
-              <w:t xml:space="preserve">, loopback only. The choice is recorded here and as DD-6 in PULSE-SAD-001, satisfying IR-5</w:t>
-            </w:r>
-          </w:p>
-        </w:tc>
-        <w:tc>
-          <w:p>
-            <w:pPr>
-              <w:pStyle w:val="Compact"/>
-              <w:jc w:val="left"/>
-            </w:pPr>
-            <w:r>
-              <w:t xml:space="preserve">Sprint 2: enable TLS in the databroker with development certificates under</w:t>
+              <w:t xml:space="preserve"> </w:t>
+            </w:r>
+            <w:r>
+              <w:t xml:space="preserve">is used</w:t>
+            </w:r>
+          </w:p>
+        </w:tc>
+      </w:tr>
+      <w:tr>
+        <w:tc>
+          <w:p>
+            <w:pPr>
+              <w:pStyle w:val="Compact"/>
+              <w:jc w:val="left"/>
+            </w:pPr>
+            <w:r>
+              <w:t xml:space="preserve">Per-client write authorisation</w:t>
+            </w:r>
+          </w:p>
+        </w:tc>
+        <w:tc>
+          <w:p>
+            <w:pPr>
+              <w:pStyle w:val="Compact"/>
+              <w:jc w:val="left"/>
+            </w:pPr>
+            <w:r>
+              <w:t xml:space="preserve">CS-4</w:t>
+            </w:r>
+          </w:p>
+        </w:tc>
+        <w:tc>
+          <w:p>
+            <w:pPr>
+              <w:pStyle w:val="Compact"/>
+              <w:jc w:val="left"/>
+            </w:pPr>
+            <w:r>
+              <w:t xml:space="preserve">Token scopes: consumers read only, providers limited to their own signals</w:t>
+            </w:r>
+          </w:p>
+        </w:tc>
+        <w:tc>
+          <w:p>
+            <w:pPr>
+              <w:pStyle w:val="Compact"/>
+              <w:jc w:val="left"/>
+            </w:pPr>
+            <w:r>
+              <w:t xml:space="preserve">Sprint 3: KUKSA JWT authorisation with one token per provider scoped to its signal set; consumers get read-only tokens</w:t>
+            </w:r>
+          </w:p>
+        </w:tc>
+      </w:tr>
+      <w:tr>
+        <w:tc>
+          <w:p>
+            <w:pPr>
+              <w:pStyle w:val="Compact"/>
+              <w:jc w:val="left"/>
+            </w:pPr>
+            <w:r>
+              <w:t xml:space="preserve">Catalogue validation of incoming values</w:t>
+            </w:r>
+          </w:p>
+        </w:tc>
+        <w:tc>
+          <w:p>
+            <w:pPr>
+              <w:pStyle w:val="Compact"/>
+              <w:jc w:val="left"/>
+            </w:pPr>
+            <w:r>
+              <w:t xml:space="preserve">CS-5</w:t>
+            </w:r>
+          </w:p>
+        </w:tc>
+        <w:tc>
+          <w:p>
+            <w:pPr>
+              <w:pStyle w:val="Compact"/>
+              <w:jc w:val="left"/>
+            </w:pPr>
+            <w:r>
+              <w:t xml:space="preserve">Broker rejects on set; both HMIs refuse out-of-restriction values as defence in depth</w:t>
+            </w:r>
+          </w:p>
+        </w:tc>
+        <w:tc>
+          <w:p>
+            <w:pPr>
+              <w:pStyle w:val="Compact"/>
+              <w:jc w:val="left"/>
+            </w:pPr>
+            <w:r>
+              <w:t xml:space="preserve">Sprint 2: HMI-side check as defence in depth; test that an out-of-range publish is refused</w:t>
+            </w:r>
+          </w:p>
+        </w:tc>
+      </w:tr>
+      <w:tr>
+        <w:tc>
+          <w:p>
+            <w:pPr>
+              <w:pStyle w:val="Compact"/>
+              <w:jc w:val="left"/>
+            </w:pPr>
+            <w:r>
+              <w:t xml:space="preserve">Camera data stays local</w:t>
+            </w:r>
+          </w:p>
+        </w:tc>
+        <w:tc>
+          <w:p>
+            <w:pPr>
+              <w:pStyle w:val="Compact"/>
+              <w:jc w:val="left"/>
+            </w:pPr>
+            <w:r>
+              <w:t xml:space="preserve">CS-6</w:t>
+            </w:r>
+          </w:p>
+        </w:tc>
+        <w:tc>
+          <w:p>
+            <w:pPr>
+              <w:pStyle w:val="Compact"/>
+              <w:jc w:val="left"/>
+            </w:pPr>
+            <w:r>
+              <w:t xml:space="preserve">Driver monitor never writes frames and publishes derived state only</w:t>
+            </w:r>
+          </w:p>
+        </w:tc>
+        <w:tc>
+          <w:p>
+            <w:pPr>
+              <w:pStyle w:val="Compact"/>
+              <w:jc w:val="left"/>
+            </w:pPr>
+            <w:r>
+              <w:t xml:space="preserve">Sprint 2: test asserting no file output and no socket other than the broker</w:t>
+            </w:r>
+          </w:p>
+        </w:tc>
+      </w:tr>
+      <w:tr>
+        <w:tc>
+          <w:p>
+            <w:pPr>
+              <w:pStyle w:val="Compact"/>
+              <w:jc w:val="left"/>
+            </w:pPr>
+            <w:r>
+              <w:t xml:space="preserve">Security event logging</w:t>
+            </w:r>
+          </w:p>
+        </w:tc>
+        <w:tc>
+          <w:p>
+            <w:pPr>
+              <w:pStyle w:val="Compact"/>
+              <w:jc w:val="left"/>
+            </w:pPr>
+            <w:r>
+              <w:t xml:space="preserve">CS-7</w:t>
+            </w:r>
+          </w:p>
+        </w:tc>
+        <w:tc>
+          <w:p>
+            <w:pPr>
+              <w:pStyle w:val="Compact"/>
+              <w:jc w:val="left"/>
+            </w:pPr>
+            <w:r>
+              <w:t xml:space="preserve">None</w:t>
+            </w:r>
+          </w:p>
+        </w:tc>
+        <w:tc>
+          <w:p>
+            <w:pPr>
+              <w:pStyle w:val="Compact"/>
+              <w:jc w:val="left"/>
+            </w:pPr>
+            <w:r>
+              <w:t xml:space="preserve">Sprint 3: broker and provider logs for authentication failure, refused write, client disconnect; timestamped; no personal data</w:t>
+            </w:r>
+          </w:p>
+        </w:tc>
+      </w:tr>
+      <w:tr>
+        <w:tc>
+          <w:p>
+            <w:pPr>
+              <w:pStyle w:val="Compact"/>
+              <w:jc w:val="left"/>
+            </w:pPr>
+            <w:r>
+              <w:t xml:space="preserve">Dependency pinning and SBOM</w:t>
+            </w:r>
+          </w:p>
+        </w:tc>
+        <w:tc>
+          <w:p>
+            <w:pPr>
+              <w:pStyle w:val="Compact"/>
+              <w:jc w:val="left"/>
+            </w:pPr>
+            <w:r>
+              <w:t xml:space="preserve">CS-8</w:t>
+            </w:r>
+          </w:p>
+        </w:tc>
+        <w:tc>
+          <w:p>
+            <w:pPr>
+              <w:pStyle w:val="Compact"/>
+              <w:jc w:val="left"/>
+            </w:pPr>
+            <w:r>
+              <w:t xml:space="preserve">Everything pinned; CycloneDX SBOM in</w:t>
             </w:r>
             <w:r>
               <w:t xml:space="preserve"> </w:t>
@@ -2620,13 +2903,56 @@
               <w:rPr>
                 <w:rStyle w:val="VerbatimChar"/>
               </w:rPr>
-              <w:t xml:space="preserve">certs/dev/</w:t>
-            </w:r>
-            <w:r>
-              <w:t xml:space="preserve"> </w:t>
-            </w:r>
-            <w:r>
-              <w:t xml:space="preserve">marked non-production; start-up prints a red warning whenever</w:t>
+              <w:t xml:space="preserve">docs/sbom/</w:t>
+            </w:r>
+            <w:r>
+              <w:t xml:space="preserve">, scanned against OSV by the suite</w:t>
+            </w:r>
+          </w:p>
+        </w:tc>
+        <w:tc>
+          <w:p>
+            <w:pPr>
+              <w:pStyle w:val="Compact"/>
+              <w:jc w:val="left"/>
+            </w:pPr>
+            <w:r>
+              <w:t xml:space="preserve">Sprint 2: pin the image digest; generate a CycloneDX SBOM per component; run a vulnerability check in the regression suite</w:t>
+            </w:r>
+          </w:p>
+        </w:tc>
+      </w:tr>
+      <w:tr>
+        <w:tc>
+          <w:p>
+            <w:pPr>
+              <w:pStyle w:val="Compact"/>
+              <w:jc w:val="left"/>
+            </w:pPr>
+            <w:r>
+              <w:t xml:space="preserve">No secrets in the repository</w:t>
+            </w:r>
+          </w:p>
+        </w:tc>
+        <w:tc>
+          <w:p>
+            <w:pPr>
+              <w:pStyle w:val="Compact"/>
+              <w:jc w:val="left"/>
+            </w:pPr>
+            <w:r>
+              <w:t xml:space="preserve">CS-9</w:t>
+            </w:r>
+          </w:p>
+        </w:tc>
+        <w:tc>
+          <w:p>
+            <w:pPr>
+              <w:pStyle w:val="Compact"/>
+              <w:jc w:val="left"/>
+            </w:pPr>
+            <w:r>
+              <w:t xml:space="preserve">Development PKI generated into git-ignored</w:t>
             </w:r>
             <w:r>
               <w:t xml:space="preserve"> </w:t>
@@ -2635,175 +2961,45 @@
               <w:rPr>
                 <w:rStyle w:val="VerbatimChar"/>
               </w:rPr>
-              <w:t xml:space="preserve">--insecure</w:t>
-            </w:r>
-            <w:r>
-              <w:t xml:space="preserve"> </w:t>
-            </w:r>
-            <w:r>
-              <w:t xml:space="preserve">is used</w:t>
-            </w:r>
-          </w:p>
-        </w:tc>
-      </w:tr>
-      <w:tr>
-        <w:tc>
-          <w:p>
-            <w:pPr>
-              <w:pStyle w:val="Compact"/>
-              <w:jc w:val="left"/>
-            </w:pPr>
-            <w:r>
-              <w:t xml:space="preserve">Per-client write authorisation</w:t>
-            </w:r>
-          </w:p>
-        </w:tc>
-        <w:tc>
-          <w:p>
-            <w:pPr>
-              <w:pStyle w:val="Compact"/>
-              <w:jc w:val="left"/>
-            </w:pPr>
-            <w:r>
-              <w:t xml:space="preserve">CS-4</w:t>
-            </w:r>
-          </w:p>
-        </w:tc>
-        <w:tc>
-          <w:p>
-            <w:pPr>
-              <w:pStyle w:val="Compact"/>
-              <w:jc w:val="left"/>
-            </w:pPr>
-            <w:r>
-              <w:t xml:space="preserve">None; any client can set any signal</w:t>
-            </w:r>
-          </w:p>
-        </w:tc>
-        <w:tc>
-          <w:p>
-            <w:pPr>
-              <w:pStyle w:val="Compact"/>
-              <w:jc w:val="left"/>
-            </w:pPr>
-            <w:r>
-              <w:t xml:space="preserve">Sprint 3: KUKSA JWT authorisation with one token per provider scoped to its signal set; consumers get read-only tokens</w:t>
-            </w:r>
-          </w:p>
-        </w:tc>
-      </w:tr>
-      <w:tr>
-        <w:tc>
-          <w:p>
-            <w:pPr>
-              <w:pStyle w:val="Compact"/>
-              <w:jc w:val="left"/>
-            </w:pPr>
-            <w:r>
-              <w:t xml:space="preserve">Catalogue validation of incoming values</w:t>
-            </w:r>
-          </w:p>
-        </w:tc>
-        <w:tc>
-          <w:p>
-            <w:pPr>
-              <w:pStyle w:val="Compact"/>
-              <w:jc w:val="left"/>
-            </w:pPr>
-            <w:r>
-              <w:t xml:space="preserve">CS-5</w:t>
-            </w:r>
-          </w:p>
-        </w:tc>
-        <w:tc>
-          <w:p>
-            <w:pPr>
-              <w:pStyle w:val="Compact"/>
-              <w:jc w:val="left"/>
-            </w:pPr>
-            <w:r>
-              <w:t xml:space="preserve">Broker rejects wrong datatype, disallowed enumerations and out-of-range values on set</w:t>
-            </w:r>
-          </w:p>
-        </w:tc>
-        <w:tc>
-          <w:p>
-            <w:pPr>
-              <w:pStyle w:val="Compact"/>
-              <w:jc w:val="left"/>
-            </w:pPr>
-            <w:r>
-              <w:t xml:space="preserve">Sprint 2: HMI-side check as defence in depth; test that an out-of-range publish is refused</w:t>
-            </w:r>
-          </w:p>
-        </w:tc>
-      </w:tr>
-      <w:tr>
-        <w:tc>
-          <w:p>
-            <w:pPr>
-              <w:pStyle w:val="Compact"/>
-              <w:jc w:val="left"/>
-            </w:pPr>
-            <w:r>
-              <w:t xml:space="preserve">Camera data stays local</w:t>
-            </w:r>
-          </w:p>
-        </w:tc>
-        <w:tc>
-          <w:p>
-            <w:pPr>
-              <w:pStyle w:val="Compact"/>
-              <w:jc w:val="left"/>
-            </w:pPr>
-            <w:r>
-              <w:t xml:space="preserve">CS-6</w:t>
-            </w:r>
-          </w:p>
-        </w:tc>
-        <w:tc>
-          <w:p>
-            <w:pPr>
-              <w:pStyle w:val="Compact"/>
-              <w:jc w:val="left"/>
-            </w:pPr>
-            <w:r>
-              <w:t xml:space="preserve">Driver monitor never writes frames and publishes derived state only</w:t>
-            </w:r>
-          </w:p>
-        </w:tc>
-        <w:tc>
-          <w:p>
-            <w:pPr>
-              <w:pStyle w:val="Compact"/>
-              <w:jc w:val="left"/>
-            </w:pPr>
-            <w:r>
-              <w:t xml:space="preserve">Sprint 2: test asserting no file output and no socket other than the broker</w:t>
-            </w:r>
-          </w:p>
-        </w:tc>
-      </w:tr>
-      <w:tr>
-        <w:tc>
-          <w:p>
-            <w:pPr>
-              <w:pStyle w:val="Compact"/>
-              <w:jc w:val="left"/>
-            </w:pPr>
-            <w:r>
-              <w:t xml:space="preserve">Security event logging</w:t>
-            </w:r>
-          </w:p>
-        </w:tc>
-        <w:tc>
-          <w:p>
-            <w:pPr>
-              <w:pStyle w:val="Compact"/>
-              <w:jc w:val="left"/>
-            </w:pPr>
-            <w:r>
-              <w:t xml:space="preserve">CS-7</w:t>
+              <w:t xml:space="preserve">.run/pki/</w:t>
+            </w:r>
+            <w:r>
+              <w:t xml:space="preserve">; suite scans every tracked file</w:t>
+            </w:r>
+          </w:p>
+        </w:tc>
+        <w:tc>
+          <w:p>
+            <w:pPr>
+              <w:pStyle w:val="Compact"/>
+              <w:jc w:val="left"/>
+            </w:pPr>
+            <w:r>
+              <w:t xml:space="preserve">Sprint 2: secret scan in the regression suite; development certificates clearly named and gitignored where private</w:t>
+            </w:r>
+          </w:p>
+        </w:tc>
+      </w:tr>
+      <w:tr>
+        <w:tc>
+          <w:p>
+            <w:pPr>
+              <w:pStyle w:val="Compact"/>
+              <w:jc w:val="left"/>
+            </w:pPr>
+            <w:r>
+              <w:t xml:space="preserve">Update concept</w:t>
+            </w:r>
+          </w:p>
+        </w:tc>
+        <w:tc>
+          <w:p>
+            <w:pPr>
+              <w:pStyle w:val="Compact"/>
+              <w:jc w:val="left"/>
+            </w:pPr>
+            <w:r>
+              <w:t xml:space="preserve">CS-10</w:t>
             </w:r>
           </w:p>
         </w:tc>
@@ -2825,174 +3021,83 @@
               <w:jc w:val="left"/>
             </w:pPr>
             <w:r>
-              <w:t xml:space="preserve">Sprint 3: broker and provider logs for authentication failure, refused write, client disconnect; timestamped; no personal data</w:t>
-            </w:r>
-          </w:p>
-        </w:tc>
-      </w:tr>
-      <w:tr>
-        <w:tc>
-          <w:p>
-            <w:pPr>
-              <w:pStyle w:val="Compact"/>
-              <w:jc w:val="left"/>
-            </w:pPr>
-            <w:r>
-              <w:t xml:space="preserve">Dependency pinning and SBOM</w:t>
-            </w:r>
-          </w:p>
-        </w:tc>
-        <w:tc>
-          <w:p>
-            <w:pPr>
-              <w:pStyle w:val="Compact"/>
-              <w:jc w:val="left"/>
-            </w:pPr>
-            <w:r>
-              <w:t xml:space="preserve">CS-8</w:t>
-            </w:r>
-          </w:p>
-        </w:tc>
-        <w:tc>
-          <w:p>
-            <w:pPr>
-              <w:pStyle w:val="Compact"/>
-              <w:jc w:val="left"/>
-            </w:pPr>
-            <w:r>
-              <w:t xml:space="preserve">Python pinned in</w:t>
-            </w:r>
-            <w:r>
-              <w:t xml:space="preserve"> </w:t>
-            </w:r>
-            <w:r>
-              <w:rPr>
-                <w:rStyle w:val="VerbatimChar"/>
-              </w:rPr>
-              <w:t xml:space="preserve">requirements.txt</w:t>
-            </w:r>
-            <w:r>
-              <w:t xml:space="preserve">; Dart locked in</w:t>
-            </w:r>
-            <w:r>
-              <w:t xml:space="preserve"> </w:t>
-            </w:r>
-            <w:r>
-              <w:rPr>
-                <w:rStyle w:val="VerbatimChar"/>
-              </w:rPr>
-              <w:t xml:space="preserve">pubspec.lock</w:t>
-            </w:r>
-            <w:r>
-              <w:t xml:space="preserve">; broker image digest-pinned; no SBOM</w:t>
-            </w:r>
-          </w:p>
-        </w:tc>
-        <w:tc>
-          <w:p>
-            <w:pPr>
-              <w:pStyle w:val="Compact"/>
-              <w:jc w:val="left"/>
-            </w:pPr>
-            <w:r>
-              <w:t xml:space="preserve">Sprint 2: pin the image digest; generate a CycloneDX SBOM per component; run a vulnerability check in the regression suite</w:t>
-            </w:r>
-          </w:p>
-        </w:tc>
-      </w:tr>
-      <w:tr>
-        <w:tc>
-          <w:p>
-            <w:pPr>
-              <w:pStyle w:val="Compact"/>
-              <w:jc w:val="left"/>
-            </w:pPr>
-            <w:r>
-              <w:t xml:space="preserve">No secrets in the repository</w:t>
-            </w:r>
-          </w:p>
-        </w:tc>
-        <w:tc>
-          <w:p>
-            <w:pPr>
-              <w:pStyle w:val="Compact"/>
-              <w:jc w:val="left"/>
-            </w:pPr>
-            <w:r>
-              <w:t xml:space="preserve">CS-9</w:t>
-            </w:r>
-          </w:p>
-        </w:tc>
-        <w:tc>
-          <w:p>
-            <w:pPr>
-              <w:pStyle w:val="Compact"/>
-              <w:jc w:val="left"/>
-            </w:pPr>
-            <w:r>
-              <w:t xml:space="preserve">No credentials exist; nothing to leak</w:t>
-            </w:r>
-          </w:p>
-        </w:tc>
-        <w:tc>
-          <w:p>
-            <w:pPr>
-              <w:pStyle w:val="Compact"/>
-              <w:jc w:val="left"/>
-            </w:pPr>
-            <w:r>
-              <w:t xml:space="preserve">Sprint 2: secret scan in the regression suite; development certificates clearly named and gitignored where private</w:t>
-            </w:r>
-          </w:p>
-        </w:tc>
-      </w:tr>
-      <w:tr>
-        <w:tc>
-          <w:p>
-            <w:pPr>
-              <w:pStyle w:val="Compact"/>
-              <w:jc w:val="left"/>
-            </w:pPr>
-            <w:r>
-              <w:t xml:space="preserve">Update concept</w:t>
-            </w:r>
-          </w:p>
-        </w:tc>
-        <w:tc>
-          <w:p>
-            <w:pPr>
-              <w:pStyle w:val="Compact"/>
-              <w:jc w:val="left"/>
-            </w:pPr>
-            <w:r>
-              <w:t xml:space="preserve">CS-10</w:t>
-            </w:r>
-          </w:p>
-        </w:tc>
-        <w:tc>
-          <w:p>
-            <w:pPr>
-              <w:pStyle w:val="Compact"/>
-              <w:jc w:val="left"/>
-            </w:pPr>
-            <w:r>
-              <w:t xml:space="preserve">None</w:t>
-            </w:r>
-          </w:p>
-        </w:tc>
-        <w:tc>
-          <w:p>
-            <w:pPr>
-              <w:pStyle w:val="Compact"/>
-              <w:jc w:val="left"/>
-            </w:pPr>
-            <w:r>
               <w:t xml:space="preserve">Sprint 4: section 6 completed</w:t>
             </w:r>
           </w:p>
         </w:tc>
       </w:tr>
     </w:tbl>
+    <w:p>
+      <w:pPr>
+        <w:pStyle w:val="BodyText"/>
+      </w:pPr>
+      <w:r>
+        <w:rPr>
+          <w:b/>
+        </w:rPr>
+        <w:t xml:space="preserve">Deviation from CS-3 as written.</w:t>
+      </w:r>
+      <w:r>
+        <w:t xml:space="preserve"> </w:t>
+      </w:r>
+      <w:r>
+        <w:t xml:space="preserve">CS-3 names mutual TLS. KUKSA databroker</w:t>
+      </w:r>
+      <w:r>
+        <w:t xml:space="preserve"> </w:t>
+      </w:r>
+      <w:r>
+        <w:t xml:space="preserve">0.7.0 can present a server certificate but cannot verify client certificates;</w:t>
+      </w:r>
+      <w:r>
+        <w:t xml:space="preserve"> </w:t>
+      </w:r>
+      <w:r>
+        <w:t xml:space="preserve">it has no option for a client CA. Clients are therefore authenticated by a</w:t>
+      </w:r>
+      <w:r>
+        <w:t xml:space="preserve"> </w:t>
+      </w:r>
+      <w:r>
+        <w:t xml:space="preserve">signed token carried over the TLS session, which the broker verifies against</w:t>
+      </w:r>
+      <w:r>
+        <w:t xml:space="preserve"> </w:t>
+      </w:r>
+      <w:r>
+        <w:rPr>
+          <w:rStyle w:val="VerbatimChar"/>
+        </w:rPr>
+        <w:t xml:space="preserve">jwt.pem</w:t>
+      </w:r>
+      <w:r>
+        <w:t xml:space="preserve">. The security goal, that only known clients reach the broker and</w:t>
+      </w:r>
+      <w:r>
+        <w:t xml:space="preserve"> </w:t>
+      </w:r>
+      <w:r>
+        <w:t xml:space="preserve">that the link is encrypted and server-authenticated, is met; the mechanism is</w:t>
+      </w:r>
+      <w:r>
+        <w:t xml:space="preserve"> </w:t>
+      </w:r>
+      <w:r>
+        <w:t xml:space="preserve">not the one the requirement names. Either the requirement text is changed at</w:t>
+      </w:r>
+      <w:r>
+        <w:t xml:space="preserve"> </w:t>
+      </w:r>
+      <w:r>
+        <w:t xml:space="preserve">the sprint 2 review, or a broker with client-certificate support is adopted</w:t>
+      </w:r>
+      <w:r>
+        <w:t xml:space="preserve"> </w:t>
+      </w:r>
+      <w:r>
+        <w:t xml:space="preserve">later. Recorded as DD-12 in PULSE-SAD-001.</w:t>
+      </w:r>
+    </w:p>
     <w:p>
       <w:pPr>
         <w:pStyle w:val="Heading1"/>
@@ -3402,33 +3507,18 @@
               <w:jc w:val="left"/>
             </w:pPr>
             <w:r>
-              <w:t xml:space="preserve">Planned S2</w:t>
-            </w:r>
-          </w:p>
-        </w:tc>
-        <w:tc>
-          <w:p>
-            <w:pPr>
-              <w:pStyle w:val="Compact"/>
-              <w:jc w:val="left"/>
-            </w:pPr>
-            <w:r>
-              <w:t xml:space="preserve">Section 5;</w:t>
-            </w:r>
-            <w:r>
-              <w:t xml:space="preserve"> </w:t>
-            </w:r>
-            <w:r>
-              <w:rPr>
-                <w:rStyle w:val="VerbatimChar"/>
-              </w:rPr>
-              <w:t xml:space="preserve">--insecure</w:t>
-            </w:r>
-            <w:r>
-              <w:t xml:space="preserve"> </w:t>
-            </w:r>
-            <w:r>
-              <w:t xml:space="preserve">in</w:t>
+              <w:t xml:space="preserve">Implemented</w:t>
+            </w:r>
+          </w:p>
+        </w:tc>
+        <w:tc>
+          <w:p>
+            <w:pPr>
+              <w:pStyle w:val="Compact"/>
+              <w:jc w:val="left"/>
+            </w:pPr>
+            <w:r>
+              <w:t xml:space="preserve">TLS with a development certificate and a signed token per client, secure by default in</w:t>
             </w:r>
             <w:r>
               <w:t xml:space="preserve"> </w:t>
@@ -3440,10 +3530,34 @@
               <w:t xml:space="preserve">scripts/start-databroker.sh</w:t>
             </w:r>
             <w:r>
+              <w:t xml:space="preserve">; plaintext only with</w:t>
+            </w:r>
+            <w:r>
               <w:t xml:space="preserve"> </w:t>
             </w:r>
             <w:r>
-              <w:t xml:space="preserve">today</w:t>
+              <w:rPr>
+                <w:rStyle w:val="VerbatimChar"/>
+              </w:rPr>
+              <w:t xml:space="preserve">PULSE_INSECURE=1</w:t>
+            </w:r>
+            <w:r>
+              <w:t xml:space="preserve"> </w:t>
+            </w:r>
+            <w:r>
+              <w:t xml:space="preserve">and a boxed warning. Suite check</w:t>
+            </w:r>
+            <w:r>
+              <w:t xml:space="preserve"> </w:t>
+            </w:r>
+            <w:r>
+              <w:rPr>
+                <w:rStyle w:val="VerbatimChar"/>
+              </w:rPr>
+              <w:t xml:space="preserve">transport-security</w:t>
+            </w:r>
+            <w:r>
+              <w:t xml:space="preserve">. Deviation: token authentication rather than client certificates, section 5</w:t>
             </w:r>
           </w:p>
         </w:tc>
@@ -3489,18 +3603,45 @@
               <w:jc w:val="left"/>
             </w:pPr>
             <w:r>
-              <w:t xml:space="preserve">Planned S3</w:t>
-            </w:r>
-          </w:p>
-        </w:tc>
-        <w:tc>
-          <w:p>
-            <w:pPr>
-              <w:pStyle w:val="Compact"/>
-              <w:jc w:val="left"/>
-            </w:pPr>
-            <w:r>
-              <w:t xml:space="preserve">Section 5</w:t>
+              <w:t xml:space="preserve">Implemented</w:t>
+            </w:r>
+          </w:p>
+        </w:tc>
+        <w:tc>
+          <w:p>
+            <w:pPr>
+              <w:pStyle w:val="Compact"/>
+              <w:jc w:val="left"/>
+            </w:pPr>
+            <w:r>
+              <w:t xml:space="preserve">Token scopes from</w:t>
+            </w:r>
+            <w:r>
+              <w:t xml:space="preserve"> </w:t>
+            </w:r>
+            <w:r>
+              <w:rPr>
+                <w:rStyle w:val="VerbatimChar"/>
+              </w:rPr>
+              <w:t xml:space="preserve">scripts/dev_pki.py</w:t>
+            </w:r>
+            <w:r>
+              <w:t xml:space="preserve">: consumers read only; each provider may provide only the signals its source declares. Suite check</w:t>
+            </w:r>
+            <w:r>
+              <w:t xml:space="preserve"> </w:t>
+            </w:r>
+            <w:r>
+              <w:rPr>
+                <w:rStyle w:val="VerbatimChar"/>
+              </w:rPr>
+              <w:t xml:space="preserve">transport-security</w:t>
+            </w:r>
+            <w:r>
+              <w:t xml:space="preserve"> </w:t>
+            </w:r>
+            <w:r>
+              <w:t xml:space="preserve">proves a consumer cannot publish and a provider is refused outside its set</w:t>
             </w:r>
           </w:p>
         </w:tc>
@@ -3546,64 +3687,100 @@
               <w:jc w:val="left"/>
             </w:pPr>
             <w:r>
+              <w:t xml:space="preserve">Implemented</w:t>
+            </w:r>
+          </w:p>
+        </w:tc>
+        <w:tc>
+          <w:p>
+            <w:pPr>
+              <w:pStyle w:val="Compact"/>
+              <w:jc w:val="left"/>
+            </w:pPr>
+            <w:r>
+              <w:t xml:space="preserve">Broker refuses out-of-catalogue values (suite check</w:t>
+            </w:r>
+            <w:r>
+              <w:t xml:space="preserve"> </w:t>
+            </w:r>
+            <w:r>
+              <w:rPr>
+                <w:rStyle w:val="VerbatimChar"/>
+              </w:rPr>
+              <w:t xml:space="preserve">range-refusal</w:t>
+            </w:r>
+            <w:r>
+              <w:t xml:space="preserve">); both HMIs read the catalogue restrictions from the broker at connect and refuse values outside them, tested in</w:t>
+            </w:r>
+            <w:r>
+              <w:t xml:space="preserve"> </w:t>
+            </w:r>
+            <w:r>
+              <w:rPr>
+                <w:rStyle w:val="VerbatimChar"/>
+              </w:rPr>
+              <w:t xml:space="preserve">range_check_test.dart</w:t>
+            </w:r>
+            <w:r>
+              <w:t xml:space="preserve"> </w:t>
+            </w:r>
+            <w:r>
+              <w:t xml:space="preserve">and</w:t>
+            </w:r>
+            <w:r>
+              <w:t xml:space="preserve"> </w:t>
+            </w:r>
+            <w:r>
+              <w:rPr>
+                <w:rStyle w:val="VerbatimChar"/>
+              </w:rPr>
+              <w:t xml:space="preserve">FreshnessTest.kt</w:t>
+            </w:r>
+          </w:p>
+        </w:tc>
+      </w:tr>
+      <w:tr>
+        <w:tc>
+          <w:p>
+            <w:pPr>
+              <w:pStyle w:val="Compact"/>
+              <w:jc w:val="left"/>
+            </w:pPr>
+            <w:r>
+              <w:t xml:space="preserve">CS-6</w:t>
+            </w:r>
+          </w:p>
+        </w:tc>
+        <w:tc>
+          <w:p>
+            <w:pPr>
+              <w:pStyle w:val="Compact"/>
+              <w:jc w:val="left"/>
+            </w:pPr>
+            <w:r>
+              <w:t xml:space="preserve">Camera frames shall not leave the device and shall not be persisted. Only derived state, such as the drowsiness level, shall be published.</w:t>
+            </w:r>
+          </w:p>
+        </w:tc>
+        <w:tc>
+          <w:p>
+            <w:pPr>
+              <w:pStyle w:val="Compact"/>
+              <w:jc w:val="left"/>
+            </w:pPr>
+            <w:r>
+              <w:t xml:space="preserve">I</w:t>
+            </w:r>
+          </w:p>
+        </w:tc>
+        <w:tc>
+          <w:p>
+            <w:pPr>
+              <w:pStyle w:val="Compact"/>
+              <w:jc w:val="left"/>
+            </w:pPr>
+            <w:r>
               <w:t xml:space="preserve">Partial</w:t>
-            </w:r>
-          </w:p>
-        </w:tc>
-        <w:tc>
-          <w:p>
-            <w:pPr>
-              <w:pStyle w:val="Compact"/>
-              <w:jc w:val="left"/>
-            </w:pPr>
-            <w:r>
-              <w:t xml:space="preserve">Broker-side validation implemented by KUKSA; HMI-side check and test in S2</w:t>
-            </w:r>
-          </w:p>
-        </w:tc>
-      </w:tr>
-      <w:tr>
-        <w:tc>
-          <w:p>
-            <w:pPr>
-              <w:pStyle w:val="Compact"/>
-              <w:jc w:val="left"/>
-            </w:pPr>
-            <w:r>
-              <w:t xml:space="preserve">CS-6</w:t>
-            </w:r>
-          </w:p>
-        </w:tc>
-        <w:tc>
-          <w:p>
-            <w:pPr>
-              <w:pStyle w:val="Compact"/>
-              <w:jc w:val="left"/>
-            </w:pPr>
-            <w:r>
-              <w:t xml:space="preserve">Camera frames shall not leave the device and shall not be persisted. Only derived state, such as the drowsiness level, shall be published.</w:t>
-            </w:r>
-          </w:p>
-        </w:tc>
-        <w:tc>
-          <w:p>
-            <w:pPr>
-              <w:pStyle w:val="Compact"/>
-              <w:jc w:val="left"/>
-            </w:pPr>
-            <w:r>
-              <w:t xml:space="preserve">I</w:t>
-            </w:r>
-          </w:p>
-        </w:tc>
-        <w:tc>
-          <w:p>
-            <w:pPr>
-              <w:pStyle w:val="Compact"/>
-              <w:jc w:val="left"/>
-            </w:pPr>
-            <w:r>
-              <w:t xml:space="preserve">Implemented</w:t>
             </w:r>
           </w:p>
         </w:tc>
@@ -3623,7 +3800,22 @@
               <w:t xml:space="preserve"> </w:t>
             </w:r>
             <w:r>
-              <w:t xml:space="preserve">publishes six derived signals and writes no files; test in S2</w:t>
+              <w:t xml:space="preserve">publishes six derived signals. Suite check</w:t>
+            </w:r>
+            <w:r>
+              <w:t xml:space="preserve"> </w:t>
+            </w:r>
+            <w:r>
+              <w:rPr>
+                <w:rStyle w:val="VerbatimChar"/>
+              </w:rPr>
+              <w:t xml:space="preserve">dms-privacy</w:t>
+            </w:r>
+            <w:r>
+              <w:t xml:space="preserve"> </w:t>
+            </w:r>
+            <w:r>
+              <w:t xml:space="preserve">traces every file and socket call for 12 s; it needs a CPU with AVX to run the monitor, so it skips on the reference VM and runs in CI</w:t>
             </w:r>
           </w:p>
         </w:tc>
@@ -3726,18 +3918,42 @@
               <w:jc w:val="left"/>
             </w:pPr>
             <w:r>
-              <w:t xml:space="preserve">Partial</w:t>
-            </w:r>
-          </w:p>
-        </w:tc>
-        <w:tc>
-          <w:p>
-            <w:pPr>
-              <w:pStyle w:val="Compact"/>
-              <w:jc w:val="left"/>
-            </w:pPr>
-            <w:r>
-              <w:t xml:space="preserve">Python, Dart and the broker image pinned. No SBOM yet. S2</w:t>
+              <w:t xml:space="preserve">Implemented</w:t>
+            </w:r>
+          </w:p>
+        </w:tc>
+        <w:tc>
+          <w:p>
+            <w:pPr>
+              <w:pStyle w:val="Compact"/>
+              <w:jc w:val="left"/>
+            </w:pPr>
+            <w:r>
+              <w:rPr>
+                <w:rStyle w:val="VerbatimChar"/>
+              </w:rPr>
+              <w:t xml:space="preserve">scripts/sbom.py</w:t>
+            </w:r>
+            <w:r>
+              <w:t xml:space="preserve"> </w:t>
+            </w:r>
+            <w:r>
+              <w:t xml:space="preserve">writes a CycloneDX inventory of 85 components across Python, Dart, Android and the broker image; suite check</w:t>
+            </w:r>
+            <w:r>
+              <w:t xml:space="preserve"> </w:t>
+            </w:r>
+            <w:r>
+              <w:rPr>
+                <w:rStyle w:val="VerbatimChar"/>
+              </w:rPr>
+              <w:t xml:space="preserve">sbom</w:t>
+            </w:r>
+            <w:r>
+              <w:t xml:space="preserve"> </w:t>
+            </w:r>
+            <w:r>
+              <w:t xml:space="preserve">fails on drift or on any OSV advisory. First run found 36 Pillow advisories, fixed by moving to Python 3.11 and Pillow 12.3</w:t>
             </w:r>
           </w:p>
         </w:tc>
@@ -3806,10 +4022,22 @@
               <w:t xml:space="preserve">secrets</w:t>
             </w:r>
             <w:r>
+              <w:t xml:space="preserve">; the development CA, keys and tokens are generated into git-ignored</w:t>
+            </w:r>
+            <w:r>
               <w:t xml:space="preserve"> </w:t>
             </w:r>
             <w:r>
-              <w:t xml:space="preserve">scans every tracked file for key and credential patterns; passing</w:t>
+              <w:rPr>
+                <w:rStyle w:val="VerbatimChar"/>
+              </w:rPr>
+              <w:t xml:space="preserve">.run/pki/</w:t>
+            </w:r>
+            <w:r>
+              <w:t xml:space="preserve"> </w:t>
+            </w:r>
+            <w:r>
+              <w:t xml:space="preserve">with NOT FOR PRODUCTION in every subject, never committed</w:t>
             </w:r>
           </w:p>
         </w:tc>
@@ -3912,18 +4140,21 @@
               <w:jc w:val="left"/>
             </w:pPr>
             <w:r>
-              <w:t xml:space="preserve">Partial</w:t>
-            </w:r>
-          </w:p>
-        </w:tc>
-        <w:tc>
-          <w:p>
-            <w:pPr>
-              <w:pStyle w:val="Compact"/>
-              <w:jc w:val="left"/>
-            </w:pPr>
-            <w:r>
-              <w:t xml:space="preserve">Suite exists (</w:t>
+              <w:t xml:space="preserve">Implemented</w:t>
+            </w:r>
+          </w:p>
+        </w:tc>
+        <w:tc>
+          <w:p>
+            <w:pPr>
+              <w:pStyle w:val="Compact"/>
+              <w:jc w:val="left"/>
+            </w:pPr>
+            <w:r>
+              <w:t xml:space="preserve">16-check suite in</w:t>
+            </w:r>
+            <w:r>
+              <w:t xml:space="preserve"> </w:t>
             </w:r>
             <w:r>
               <w:rPr>
@@ -3932,7 +4163,19 @@
               <w:t xml:space="preserve">scripts/regression.sh</w:t>
             </w:r>
             <w:r>
-              <w:t xml:space="preserve">) with range and secret checks for CS-5 and CS-9; CS-6 and CS-8 checks join in S2</w:t>
+              <w:t xml:space="preserve">, run before each demo and on every push by</w:t>
+            </w:r>
+            <w:r>
+              <w:t xml:space="preserve"> </w:t>
+            </w:r>
+            <w:r>
+              <w:rPr>
+                <w:rStyle w:val="VerbatimChar"/>
+              </w:rPr>
+              <w:t xml:space="preserve">.github/workflows/regression.yml</w:t>
+            </w:r>
+            <w:r>
+              <w:t xml:space="preserve">; each check names the requirements it evidences</w:t>
             </w:r>
           </w:p>
         </w:tc>
@@ -4217,18 +4460,115 @@
               <w:jc w:val="left"/>
             </w:pPr>
             <w:r>
-              <w:t xml:space="preserve">The broker refuses an unencrypted client unless the development flag is set</w:t>
-            </w:r>
-          </w:p>
-        </w:tc>
-        <w:tc>
-          <w:p>
-            <w:pPr>
-              <w:pStyle w:val="Compact"/>
-              <w:jc w:val="left"/>
-            </w:pPr>
-            <w:r>
-              <w:t xml:space="preserve">CS-3, once it lands</w:t>
+              <w:t xml:space="preserve">The broker refuses an unencrypted or tokenless client; a consumer cannot publish; a provider cannot publish outside its own signals (</w:t>
+            </w:r>
+            <w:r>
+              <w:rPr>
+                <w:rStyle w:val="VerbatimChar"/>
+              </w:rPr>
+              <w:t xml:space="preserve">transport-security</w:t>
+            </w:r>
+            <w:r>
+              <w:t xml:space="preserve">)</w:t>
+            </w:r>
+          </w:p>
+        </w:tc>
+        <w:tc>
+          <w:p>
+            <w:pPr>
+              <w:pStyle w:val="Compact"/>
+              <w:jc w:val="left"/>
+            </w:pPr>
+            <w:r>
+              <w:t xml:space="preserve">CS-3, CS-4, IR-5</w:t>
+            </w:r>
+          </w:p>
+        </w:tc>
+      </w:tr>
+      <w:tr>
+        <w:tc>
+          <w:p>
+            <w:pPr>
+              <w:pStyle w:val="Compact"/>
+              <w:jc w:val="left"/>
+            </w:pPr>
+            <w:r>
+              <w:t xml:space="preserve">Toolchain pin</w:t>
+            </w:r>
+          </w:p>
+        </w:tc>
+        <w:tc>
+          <w:p>
+            <w:pPr>
+              <w:pStyle w:val="Compact"/>
+              <w:jc w:val="left"/>
+            </w:pPr>
+            <w:r>
+              <w:t xml:space="preserve">The Flutter SDK in use is the pinned one (</w:t>
+            </w:r>
+            <w:r>
+              <w:rPr>
+                <w:rStyle w:val="VerbatimChar"/>
+              </w:rPr>
+              <w:t xml:space="preserve">toolchain-pin</w:t>
+            </w:r>
+            <w:r>
+              <w:t xml:space="preserve">)</w:t>
+            </w:r>
+          </w:p>
+        </w:tc>
+        <w:tc>
+          <w:p>
+            <w:pPr>
+              <w:pStyle w:val="Compact"/>
+              <w:jc w:val="left"/>
+            </w:pPr>
+            <w:r>
+              <w:t xml:space="preserve">NFR-8</w:t>
+            </w:r>
+          </w:p>
+        </w:tc>
+      </w:tr>
+      <w:tr>
+        <w:tc>
+          <w:p>
+            <w:pPr>
+              <w:pStyle w:val="Compact"/>
+              <w:jc w:val="left"/>
+            </w:pPr>
+            <w:r>
+              <w:t xml:space="preserve">Live contract</w:t>
+            </w:r>
+          </w:p>
+        </w:tc>
+        <w:tc>
+          <w:p>
+            <w:pPr>
+              <w:pStyle w:val="Compact"/>
+              <w:jc w:val="left"/>
+            </w:pPr>
+            <w:r>
+              <w:t xml:space="preserve">Every catalogue path in appendix A delivers a correctly typed datapoint from the running broker (</w:t>
+            </w:r>
+            <w:r>
+              <w:rPr>
+                <w:rStyle w:val="VerbatimChar"/>
+              </w:rPr>
+              <w:t xml:space="preserve">live-contract</w:t>
+            </w:r>
+            <w:r>
+              <w:t xml:space="preserve">)</w:t>
+            </w:r>
+          </w:p>
+        </w:tc>
+        <w:tc>
+          <w:p>
+            <w:pPr>
+              <w:pStyle w:val="Compact"/>
+              <w:jc w:val="left"/>
+            </w:pPr>
+            <w:r>
+              <w:t xml:space="preserve">FR-11, FR-13, IR-2</w:t>
             </w:r>
           </w:p>
         </w:tc>

--- a/pdf/PULSE-SEC-001_Cybersecurity_Concept.docx
+++ b/pdf/PULSE-SEC-001_Cybersecurity_Concept.docx
@@ -114,34 +114,32 @@
         </w:p>
       </w:sdtContent>
     </w:sdt>
+    <w:bookmarkStart w:id="21" w:name="document-control"/>
     <w:p>
       <w:pPr>
         <w:pStyle w:val="Heading1"/>
       </w:pPr>
-      <w:bookmarkStart w:id="20" w:name="document-control"/>
       <w:r>
         <w:t xml:space="preserve">Document control</w:t>
       </w:r>
-      <w:bookmarkEnd w:id="20"/>
     </w:p>
     <w:tbl>
       <w:tblPr>
         <w:tblStyle w:val="Table"/>
-        <w:tblW w:type="pct" w:w="0.0"/>
-        <w:tblLook w:firstRow="1"/>
+        <w:tblW w:type="pct" w:w="5000"/>
+        <w:tblLook w:firstRow="1" w:lastRow="0" w:firstColumn="0" w:lastColumn="0" w:noHBand="0" w:noVBand="0" w:val="0020"/>
+        <w:jc w:val="start"/>
       </w:tblPr>
-      <w:tblGrid/>
+      <w:tblGrid>
+        <w:gridCol w:w="1980"/>
+        <w:gridCol w:w="5940"/>
+      </w:tblGrid>
       <w:tr>
         <w:trPr>
-          <w:cnfStyle w:firstRow="1"/>
+          <w:tblHeader w:val="true"/>
         </w:trPr>
         <w:tc>
-          <w:tcPr>
-            <w:tcBorders>
-              <w:bottom w:val="single"/>
-            </w:tcBorders>
-            <w:vAlign w:val="bottom"/>
-          </w:tcPr>
+          <w:tcPr/>
           <w:p>
             <w:pPr>
               <w:pStyle w:val="Compact"/>
@@ -153,12 +151,7 @@
           </w:p>
         </w:tc>
         <w:tc>
-          <w:tcPr>
-            <w:tcBorders>
-              <w:bottom w:val="single"/>
-            </w:tcBorders>
-            <w:vAlign w:val="bottom"/>
-          </w:tcPr>
+          <w:tcPr/>
           <w:p>
             <w:pPr>
               <w:pStyle w:val="Compact"/>
@@ -172,6 +165,7 @@
       </w:tr>
       <w:tr>
         <w:tc>
+          <w:tcPr/>
           <w:p>
             <w:pPr>
               <w:pStyle w:val="Compact"/>
@@ -183,6 +177,7 @@
           </w:p>
         </w:tc>
         <w:tc>
+          <w:tcPr/>
           <w:p>
             <w:pPr>
               <w:pStyle w:val="Compact"/>
@@ -196,6 +191,7 @@
       </w:tr>
       <w:tr>
         <w:tc>
+          <w:tcPr/>
           <w:p>
             <w:pPr>
               <w:pStyle w:val="Compact"/>
@@ -207,6 +203,7 @@
           </w:p>
         </w:tc>
         <w:tc>
+          <w:tcPr/>
           <w:p>
             <w:pPr>
               <w:pStyle w:val="Compact"/>
@@ -220,6 +217,7 @@
       </w:tr>
       <w:tr>
         <w:tc>
+          <w:tcPr/>
           <w:p>
             <w:pPr>
               <w:pStyle w:val="Compact"/>
@@ -231,19 +229,21 @@
           </w:p>
         </w:tc>
         <w:tc>
-          <w:p>
-            <w:pPr>
-              <w:pStyle w:val="Compact"/>
-              <w:jc w:val="left"/>
-            </w:pPr>
-            <w:r>
-              <w:t xml:space="preserve">0.9.4</w:t>
-            </w:r>
-          </w:p>
-        </w:tc>
-      </w:tr>
-      <w:tr>
-        <w:tc>
+          <w:tcPr/>
+          <w:p>
+            <w:pPr>
+              <w:pStyle w:val="Compact"/>
+              <w:jc w:val="left"/>
+            </w:pPr>
+            <w:r>
+              <w:t xml:space="preserve">0.9.5</w:t>
+            </w:r>
+          </w:p>
+        </w:tc>
+      </w:tr>
+      <w:tr>
+        <w:tc>
+          <w:tcPr/>
           <w:p>
             <w:pPr>
               <w:pStyle w:val="Compact"/>
@@ -255,6 +255,7 @@
           </w:p>
         </w:tc>
         <w:tc>
+          <w:tcPr/>
           <w:p>
             <w:pPr>
               <w:pStyle w:val="Compact"/>
@@ -268,6 +269,7 @@
       </w:tr>
       <w:tr>
         <w:tc>
+          <w:tcPr/>
           <w:p>
             <w:pPr>
               <w:pStyle w:val="Compact"/>
@@ -279,19 +281,21 @@
           </w:p>
         </w:tc>
         <w:tc>
-          <w:p>
-            <w:pPr>
-              <w:pStyle w:val="Compact"/>
-              <w:jc w:val="left"/>
-            </w:pPr>
-            <w:r>
-              <w:t xml:space="preserve">2026-09-23</w:t>
-            </w:r>
-          </w:p>
-        </w:tc>
-      </w:tr>
-      <w:tr>
-        <w:tc>
+          <w:tcPr/>
+          <w:p>
+            <w:pPr>
+              <w:pStyle w:val="Compact"/>
+              <w:jc w:val="left"/>
+            </w:pPr>
+            <w:r>
+              <w:t xml:space="preserve">2026-10-02</w:t>
+            </w:r>
+          </w:p>
+        </w:tc>
+      </w:tr>
+      <w:tr>
+        <w:tc>
+          <w:tcPr/>
           <w:p>
             <w:pPr>
               <w:pStyle w:val="Compact"/>
@@ -303,6 +307,7 @@
           </w:p>
         </w:tc>
         <w:tc>
+          <w:tcPr/>
           <w:p>
             <w:pPr>
               <w:pStyle w:val="Compact"/>
@@ -316,6 +321,7 @@
       </w:tr>
       <w:tr>
         <w:tc>
+          <w:tcPr/>
           <w:p>
             <w:pPr>
               <w:pStyle w:val="Compact"/>
@@ -327,6 +333,7 @@
           </w:p>
         </w:tc>
         <w:tc>
+          <w:tcPr/>
           <w:p>
             <w:pPr>
               <w:pStyle w:val="Compact"/>
@@ -340,6 +347,7 @@
       </w:tr>
       <w:tr>
         <w:tc>
+          <w:tcPr/>
           <w:p>
             <w:pPr>
               <w:pStyle w:val="Compact"/>
@@ -351,6 +359,7 @@
           </w:p>
         </w:tc>
         <w:tc>
+          <w:tcPr/>
           <w:p>
             <w:pPr>
               <w:pStyle w:val="Compact"/>
@@ -364,6 +373,7 @@
       </w:tr>
       <w:tr>
         <w:tc>
+          <w:tcPr/>
           <w:p>
             <w:pPr>
               <w:pStyle w:val="Compact"/>
@@ -375,6 +385,7 @@
           </w:p>
         </w:tc>
         <w:tc>
+          <w:tcPr/>
           <w:p>
             <w:pPr>
               <w:pStyle w:val="Compact"/>
@@ -388,6 +399,7 @@
       </w:tr>
       <w:tr>
         <w:tc>
+          <w:tcPr/>
           <w:p>
             <w:pPr>
               <w:pStyle w:val="Compact"/>
@@ -399,6 +411,7 @@
           </w:p>
         </w:tc>
         <w:tc>
+          <w:tcPr/>
           <w:p>
             <w:pPr>
               <w:pStyle w:val="Compact"/>
@@ -411,21 +424,21 @@
         </w:tc>
       </w:tr>
     </w:tbl>
+    <w:bookmarkStart w:id="20" w:name="change-log"/>
     <w:p>
       <w:pPr>
         <w:pStyle w:val="Heading2"/>
       </w:pPr>
-      <w:bookmarkStart w:id="21" w:name="change-log"/>
       <w:r>
         <w:t xml:space="preserve">Change log</w:t>
       </w:r>
-      <w:bookmarkEnd w:id="21"/>
     </w:p>
     <w:tbl>
       <w:tblPr>
         <w:tblStyle w:val="Table"/>
-        <w:tblW w:type="pct" w:w="5000.0"/>
-        <w:tblLook w:firstRow="1"/>
+        <w:tblW w:type="pct" w:w="5000"/>
+        <w:tblLook w:firstRow="1" w:lastRow="0" w:firstColumn="0" w:lastColumn="0" w:noHBand="0" w:noVBand="0" w:val="0020"/>
+        <w:jc w:val="start"/>
       </w:tblPr>
       <w:tblGrid>
         <w:gridCol w:w="633"/>
@@ -435,15 +448,10 @@
       </w:tblGrid>
       <w:tr>
         <w:trPr>
-          <w:cnfStyle w:firstRow="1"/>
+          <w:tblHeader w:val="true"/>
         </w:trPr>
         <w:tc>
-          <w:tcPr>
-            <w:tcBorders>
-              <w:bottom w:val="single"/>
-            </w:tcBorders>
-            <w:vAlign w:val="bottom"/>
-          </w:tcPr>
+          <w:tcPr/>
           <w:p>
             <w:pPr>
               <w:pStyle w:val="Compact"/>
@@ -455,12 +463,7 @@
           </w:p>
         </w:tc>
         <w:tc>
-          <w:tcPr>
-            <w:tcBorders>
-              <w:bottom w:val="single"/>
-            </w:tcBorders>
-            <w:vAlign w:val="bottom"/>
-          </w:tcPr>
+          <w:tcPr/>
           <w:p>
             <w:pPr>
               <w:pStyle w:val="Compact"/>
@@ -472,12 +475,7 @@
           </w:p>
         </w:tc>
         <w:tc>
-          <w:tcPr>
-            <w:tcBorders>
-              <w:bottom w:val="single"/>
-            </w:tcBorders>
-            <w:vAlign w:val="bottom"/>
-          </w:tcPr>
+          <w:tcPr/>
           <w:p>
             <w:pPr>
               <w:pStyle w:val="Compact"/>
@@ -489,12 +487,7 @@
           </w:p>
         </w:tc>
         <w:tc>
-          <w:tcPr>
-            <w:tcBorders>
-              <w:bottom w:val="single"/>
-            </w:tcBorders>
-            <w:vAlign w:val="bottom"/>
-          </w:tcPr>
+          <w:tcPr/>
           <w:p>
             <w:pPr>
               <w:pStyle w:val="Compact"/>
@@ -508,6 +501,7 @@
       </w:tr>
       <w:tr>
         <w:tc>
+          <w:tcPr/>
           <w:p>
             <w:pPr>
               <w:pStyle w:val="Compact"/>
@@ -519,6 +513,7 @@
           </w:p>
         </w:tc>
         <w:tc>
+          <w:tcPr/>
           <w:p>
             <w:pPr>
               <w:pStyle w:val="Compact"/>
@@ -530,6 +525,7 @@
           </w:p>
         </w:tc>
         <w:tc>
+          <w:tcPr/>
           <w:p>
             <w:pPr>
               <w:pStyle w:val="Compact"/>
@@ -541,6 +537,7 @@
           </w:p>
         </w:tc>
         <w:tc>
+          <w:tcPr/>
           <w:p>
             <w:pPr>
               <w:pStyle w:val="Compact"/>
@@ -554,6 +551,7 @@
       </w:tr>
       <w:tr>
         <w:tc>
+          <w:tcPr/>
           <w:p>
             <w:pPr>
               <w:pStyle w:val="Compact"/>
@@ -565,6 +563,7 @@
           </w:p>
         </w:tc>
         <w:tc>
+          <w:tcPr/>
           <w:p>
             <w:pPr>
               <w:pStyle w:val="Compact"/>
@@ -576,6 +575,7 @@
           </w:p>
         </w:tc>
         <w:tc>
+          <w:tcPr/>
           <w:p>
             <w:pPr>
               <w:pStyle w:val="Compact"/>
@@ -587,6 +587,7 @@
           </w:p>
         </w:tc>
         <w:tc>
+          <w:tcPr/>
           <w:p>
             <w:pPr>
               <w:pStyle w:val="Compact"/>
@@ -600,6 +601,7 @@
       </w:tr>
       <w:tr>
         <w:tc>
+          <w:tcPr/>
           <w:p>
             <w:pPr>
               <w:pStyle w:val="Compact"/>
@@ -611,6 +613,7 @@
           </w:p>
         </w:tc>
         <w:tc>
+          <w:tcPr/>
           <w:p>
             <w:pPr>
               <w:pStyle w:val="Compact"/>
@@ -622,6 +625,7 @@
           </w:p>
         </w:tc>
         <w:tc>
+          <w:tcPr/>
           <w:p>
             <w:pPr>
               <w:pStyle w:val="Compact"/>
@@ -633,6 +637,7 @@
           </w:p>
         </w:tc>
         <w:tc>
+          <w:tcPr/>
           <w:p>
             <w:pPr>
               <w:pStyle w:val="Compact"/>
@@ -646,6 +651,7 @@
       </w:tr>
       <w:tr>
         <w:tc>
+          <w:tcPr/>
           <w:p>
             <w:pPr>
               <w:pStyle w:val="Compact"/>
@@ -657,6 +663,7 @@
           </w:p>
         </w:tc>
         <w:tc>
+          <w:tcPr/>
           <w:p>
             <w:pPr>
               <w:pStyle w:val="Compact"/>
@@ -668,6 +675,7 @@
           </w:p>
         </w:tc>
         <w:tc>
+          <w:tcPr/>
           <w:p>
             <w:pPr>
               <w:pStyle w:val="Compact"/>
@@ -679,6 +687,7 @@
           </w:p>
         </w:tc>
         <w:tc>
+          <w:tcPr/>
           <w:p>
             <w:pPr>
               <w:pStyle w:val="Compact"/>
@@ -692,6 +701,7 @@
       </w:tr>
       <w:tr>
         <w:tc>
+          <w:tcPr/>
           <w:p>
             <w:pPr>
               <w:pStyle w:val="Compact"/>
@@ -703,6 +713,7 @@
           </w:p>
         </w:tc>
         <w:tc>
+          <w:tcPr/>
           <w:p>
             <w:pPr>
               <w:pStyle w:val="Compact"/>
@@ -714,6 +725,7 @@
           </w:p>
         </w:tc>
         <w:tc>
+          <w:tcPr/>
           <w:p>
             <w:pPr>
               <w:pStyle w:val="Compact"/>
@@ -725,6 +737,7 @@
           </w:p>
         </w:tc>
         <w:tc>
+          <w:tcPr/>
           <w:p>
             <w:pPr>
               <w:pStyle w:val="Compact"/>
@@ -736,16 +749,76 @@
           </w:p>
         </w:tc>
       </w:tr>
+      <w:tr>
+        <w:tc>
+          <w:tcPr/>
+          <w:p>
+            <w:pPr>
+              <w:pStyle w:val="Compact"/>
+              <w:jc w:val="left"/>
+            </w:pPr>
+            <w:r>
+              <w:t xml:space="preserve">0.9.5</w:t>
+            </w:r>
+          </w:p>
+        </w:tc>
+        <w:tc>
+          <w:tcPr/>
+          <w:p>
+            <w:pPr>
+              <w:pStyle w:val="Compact"/>
+              <w:jc w:val="left"/>
+            </w:pPr>
+            <w:r>
+              <w:t xml:space="preserve">2026-10-02</w:t>
+            </w:r>
+          </w:p>
+        </w:tc>
+        <w:tc>
+          <w:tcPr/>
+          <w:p>
+            <w:pPr>
+              <w:pStyle w:val="Compact"/>
+              <w:jc w:val="left"/>
+            </w:pPr>
+            <w:r>
+              <w:t xml:space="preserve">A. Abdelghany</w:t>
+            </w:r>
+          </w:p>
+        </w:tc>
+        <w:tc>
+          <w:tcPr/>
+          <w:p>
+            <w:pPr>
+              <w:pStyle w:val="Compact"/>
+              <w:jc w:val="left"/>
+            </w:pPr>
+            <w:r>
+              <w:t xml:space="preserve">CS-6 to Implemented after its first real run. Finding recorded in section 5: MediaPipe’s built-in usage logger, held on the host. CS-8 extended to the full resolved Python set (</w:t>
+            </w:r>
+            <w:r>
+              <w:rPr>
+                <w:rStyle w:val="VerbatimChar"/>
+              </w:rPr>
+              <w:t xml:space="preserve">constraints.txt</w:t>
+            </w:r>
+            <w:r>
+              <w:t xml:space="preserve">)</w:t>
+            </w:r>
+          </w:p>
+        </w:tc>
+      </w:tr>
     </w:tbl>
+    <w:bookmarkEnd w:id="20"/>
+    <w:bookmarkEnd w:id="21"/>
+    <w:bookmarkStart w:id="22" w:name="purpose-and-proportionality"/>
     <w:p>
       <w:pPr>
         <w:pStyle w:val="Heading1"/>
       </w:pPr>
-      <w:bookmarkStart w:id="22" w:name="purpose-and-proportionality"/>
       <w:r>
         <w:t xml:space="preserve">1. Purpose and proportionality</w:t>
       </w:r>
-      <w:bookmarkEnd w:id="22"/>
     </w:p>
     <w:p>
       <w:pPr>
@@ -771,15 +844,15 @@
         <w:t xml:space="preserve">Abbreviations used here are defined in the glossary, PULSE-StRS-001 section 8.</w:t>
       </w:r>
     </w:p>
+    <w:bookmarkEnd w:id="22"/>
+    <w:bookmarkStart w:id="26" w:name="item-and-trust-boundaries-cs-2"/>
     <w:p>
       <w:pPr>
         <w:pStyle w:val="Heading1"/>
       </w:pPr>
-      <w:bookmarkStart w:id="23" w:name="item-and-trust-boundaries-cs-2"/>
       <w:r>
         <w:t xml:space="preserve">2. Item and trust boundaries (CS-2)</w:t>
       </w:r>
-      <w:bookmarkEnd w:id="23"/>
     </w:p>
     <w:p>
       <w:pPr>
@@ -790,18 +863,18 @@
           <wp:inline>
             <wp:extent cx="5334000" cy="1984973"/>
             <wp:effectExtent b="0" l="0" r="0" t="0"/>
-            <wp:docPr descr="Item and trust boundaries in the development configuration, with the planned untrusted inputs." title="" id="1" name="Picture"/>
+            <wp:docPr descr="Item and trust boundaries in the development configuration, with the planned untrusted inputs." title="" id="24" name="Picture"/>
             <a:graphic>
               <a:graphicData uri="http://schemas.openxmlformats.org/drawingml/2006/picture">
                 <pic:pic>
                   <pic:nvPicPr>
-                    <pic:cNvPr descr="diagrams/pulse-trust-boundaries.png" id="0" name="Picture"/>
+                    <pic:cNvPr descr="diagrams/pulse-trust-boundaries.png" id="25" name="Picture"/>
                     <pic:cNvPicPr>
                       <a:picLocks noChangeArrowheads="1" noChangeAspect="1"/>
                     </pic:cNvPicPr>
                   </pic:nvPicPr>
                   <pic:blipFill>
-                    <a:blip r:embed="rId24"/>
+                    <a:blip r:embed="rId23"/>
                     <a:stretch>
                       <a:fillRect/>
                     </a:stretch>
@@ -874,8 +947,9 @@
     <w:tbl>
       <w:tblPr>
         <w:tblStyle w:val="Table"/>
-        <w:tblW w:type="pct" w:w="5000.0"/>
-        <w:tblLook w:firstRow="1"/>
+        <w:tblW w:type="pct" w:w="5000"/>
+        <w:tblLook w:firstRow="1" w:lastRow="0" w:firstColumn="0" w:lastColumn="0" w:noHBand="0" w:noVBand="0" w:val="0020"/>
+        <w:jc w:val="start"/>
       </w:tblPr>
       <w:tblGrid>
         <w:gridCol w:w="1742"/>
@@ -885,15 +959,10 @@
       </w:tblGrid>
       <w:tr>
         <w:trPr>
-          <w:cnfStyle w:firstRow="1"/>
+          <w:tblHeader w:val="true"/>
         </w:trPr>
         <w:tc>
-          <w:tcPr>
-            <w:tcBorders>
-              <w:bottom w:val="single"/>
-            </w:tcBorders>
-            <w:vAlign w:val="bottom"/>
-          </w:tcPr>
+          <w:tcPr/>
           <w:p>
             <w:pPr>
               <w:pStyle w:val="Compact"/>
@@ -905,12 +974,7 @@
           </w:p>
         </w:tc>
         <w:tc>
-          <w:tcPr>
-            <w:tcBorders>
-              <w:bottom w:val="single"/>
-            </w:tcBorders>
-            <w:vAlign w:val="bottom"/>
-          </w:tcPr>
+          <w:tcPr/>
           <w:p>
             <w:pPr>
               <w:pStyle w:val="Compact"/>
@@ -922,12 +986,7 @@
           </w:p>
         </w:tc>
         <w:tc>
-          <w:tcPr>
-            <w:tcBorders>
-              <w:bottom w:val="single"/>
-            </w:tcBorders>
-            <w:vAlign w:val="bottom"/>
-          </w:tcPr>
+          <w:tcPr/>
           <w:p>
             <w:pPr>
               <w:pStyle w:val="Compact"/>
@@ -939,12 +998,7 @@
           </w:p>
         </w:tc>
         <w:tc>
-          <w:tcPr>
-            <w:tcBorders>
-              <w:bottom w:val="single"/>
-            </w:tcBorders>
-            <w:vAlign w:val="bottom"/>
-          </w:tcPr>
+          <w:tcPr/>
           <w:p>
             <w:pPr>
               <w:pStyle w:val="Compact"/>
@@ -958,6 +1012,7 @@
       </w:tr>
       <w:tr>
         <w:tc>
+          <w:tcPr/>
           <w:p>
             <w:pPr>
               <w:pStyle w:val="Compact"/>
@@ -969,6 +1024,7 @@
           </w:p>
         </w:tc>
         <w:tc>
+          <w:tcPr/>
           <w:p>
             <w:pPr>
               <w:pStyle w:val="Compact"/>
@@ -980,6 +1036,7 @@
           </w:p>
         </w:tc>
         <w:tc>
+          <w:tcPr/>
           <w:p>
             <w:pPr>
               <w:pStyle w:val="Compact"/>
@@ -991,6 +1048,7 @@
           </w:p>
         </w:tc>
         <w:tc>
+          <w:tcPr/>
           <w:p>
             <w:pPr>
               <w:pStyle w:val="Compact"/>
@@ -1004,6 +1062,7 @@
       </w:tr>
       <w:tr>
         <w:tc>
+          <w:tcPr/>
           <w:p>
             <w:pPr>
               <w:pStyle w:val="Compact"/>
@@ -1015,6 +1074,7 @@
           </w:p>
         </w:tc>
         <w:tc>
+          <w:tcPr/>
           <w:p>
             <w:pPr>
               <w:pStyle w:val="Compact"/>
@@ -1026,6 +1086,7 @@
           </w:p>
         </w:tc>
         <w:tc>
+          <w:tcPr/>
           <w:p>
             <w:pPr>
               <w:pStyle w:val="Compact"/>
@@ -1037,6 +1098,7 @@
           </w:p>
         </w:tc>
         <w:tc>
+          <w:tcPr/>
           <w:p>
             <w:pPr>
               <w:pStyle w:val="Compact"/>
@@ -1050,6 +1112,7 @@
       </w:tr>
       <w:tr>
         <w:tc>
+          <w:tcPr/>
           <w:p>
             <w:pPr>
               <w:pStyle w:val="Compact"/>
@@ -1061,6 +1124,7 @@
           </w:p>
         </w:tc>
         <w:tc>
+          <w:tcPr/>
           <w:p>
             <w:pPr>
               <w:pStyle w:val="Compact"/>
@@ -1072,6 +1136,7 @@
           </w:p>
         </w:tc>
         <w:tc>
+          <w:tcPr/>
           <w:p>
             <w:pPr>
               <w:pStyle w:val="Compact"/>
@@ -1083,6 +1148,7 @@
           </w:p>
         </w:tc>
         <w:tc>
+          <w:tcPr/>
           <w:p>
             <w:pPr>
               <w:pStyle w:val="Compact"/>
@@ -1096,6 +1162,7 @@
       </w:tr>
       <w:tr>
         <w:tc>
+          <w:tcPr/>
           <w:p>
             <w:pPr>
               <w:pStyle w:val="Compact"/>
@@ -1107,6 +1174,7 @@
           </w:p>
         </w:tc>
         <w:tc>
+          <w:tcPr/>
           <w:p>
             <w:pPr>
               <w:pStyle w:val="Compact"/>
@@ -1118,6 +1186,7 @@
           </w:p>
         </w:tc>
         <w:tc>
+          <w:tcPr/>
           <w:p>
             <w:pPr>
               <w:pStyle w:val="Compact"/>
@@ -1129,6 +1198,7 @@
           </w:p>
         </w:tc>
         <w:tc>
+          <w:tcPr/>
           <w:p>
             <w:pPr>
               <w:pStyle w:val="Compact"/>
@@ -1142,6 +1212,7 @@
       </w:tr>
       <w:tr>
         <w:tc>
+          <w:tcPr/>
           <w:p>
             <w:pPr>
               <w:pStyle w:val="Compact"/>
@@ -1153,6 +1224,7 @@
           </w:p>
         </w:tc>
         <w:tc>
+          <w:tcPr/>
           <w:p>
             <w:pPr>
               <w:pStyle w:val="Compact"/>
@@ -1164,6 +1236,7 @@
           </w:p>
         </w:tc>
         <w:tc>
+          <w:tcPr/>
           <w:p>
             <w:pPr>
               <w:pStyle w:val="Compact"/>
@@ -1175,6 +1248,7 @@
           </w:p>
         </w:tc>
         <w:tc>
+          <w:tcPr/>
           <w:p>
             <w:pPr>
               <w:pStyle w:val="Compact"/>
@@ -1188,6 +1262,7 @@
       </w:tr>
       <w:tr>
         <w:tc>
+          <w:tcPr/>
           <w:p>
             <w:pPr>
               <w:pStyle w:val="Compact"/>
@@ -1199,6 +1274,7 @@
           </w:p>
         </w:tc>
         <w:tc>
+          <w:tcPr/>
           <w:p>
             <w:pPr>
               <w:pStyle w:val="Compact"/>
@@ -1210,6 +1286,7 @@
           </w:p>
         </w:tc>
         <w:tc>
+          <w:tcPr/>
           <w:p>
             <w:pPr>
               <w:pStyle w:val="Compact"/>
@@ -1221,6 +1298,7 @@
           </w:p>
         </w:tc>
         <w:tc>
+          <w:tcPr/>
           <w:p>
             <w:pPr>
               <w:pStyle w:val="Compact"/>
@@ -1233,21 +1311,22 @@
         </w:tc>
       </w:tr>
     </w:tbl>
+    <w:bookmarkEnd w:id="26"/>
+    <w:bookmarkStart w:id="27" w:name="assets"/>
     <w:p>
       <w:pPr>
         <w:pStyle w:val="Heading1"/>
       </w:pPr>
-      <w:bookmarkStart w:id="25" w:name="assets"/>
       <w:r>
         <w:t xml:space="preserve">3. Assets</w:t>
       </w:r>
-      <w:bookmarkEnd w:id="25"/>
     </w:p>
     <w:tbl>
       <w:tblPr>
         <w:tblStyle w:val="Table"/>
-        <w:tblW w:type="pct" w:w="5000.0"/>
-        <w:tblLook w:firstRow="1"/>
+        <w:tblW w:type="pct" w:w="5000"/>
+        <w:tblLook w:firstRow="1" w:lastRow="0" w:firstColumn="0" w:lastColumn="0" w:noHBand="0" w:noVBand="0" w:val="0020"/>
+        <w:jc w:val="start"/>
       </w:tblPr>
       <w:tblGrid>
         <w:gridCol w:w="2692"/>
@@ -1256,15 +1335,10 @@
       </w:tblGrid>
       <w:tr>
         <w:trPr>
-          <w:cnfStyle w:firstRow="1"/>
+          <w:tblHeader w:val="true"/>
         </w:trPr>
         <w:tc>
-          <w:tcPr>
-            <w:tcBorders>
-              <w:bottom w:val="single"/>
-            </w:tcBorders>
-            <w:vAlign w:val="bottom"/>
-          </w:tcPr>
+          <w:tcPr/>
           <w:p>
             <w:pPr>
               <w:pStyle w:val="Compact"/>
@@ -1276,12 +1350,7 @@
           </w:p>
         </w:tc>
         <w:tc>
-          <w:tcPr>
-            <w:tcBorders>
-              <w:bottom w:val="single"/>
-            </w:tcBorders>
-            <w:vAlign w:val="bottom"/>
-          </w:tcPr>
+          <w:tcPr/>
           <w:p>
             <w:pPr>
               <w:pStyle w:val="Compact"/>
@@ -1293,12 +1362,7 @@
           </w:p>
         </w:tc>
         <w:tc>
-          <w:tcPr>
-            <w:tcBorders>
-              <w:bottom w:val="single"/>
-            </w:tcBorders>
-            <w:vAlign w:val="bottom"/>
-          </w:tcPr>
+          <w:tcPr/>
           <w:p>
             <w:pPr>
               <w:pStyle w:val="Compact"/>
@@ -1312,6 +1376,7 @@
       </w:tr>
       <w:tr>
         <w:tc>
+          <w:tcPr/>
           <w:p>
             <w:pPr>
               <w:pStyle w:val="Compact"/>
@@ -1323,6 +1388,7 @@
           </w:p>
         </w:tc>
         <w:tc>
+          <w:tcPr/>
           <w:p>
             <w:pPr>
               <w:pStyle w:val="Compact"/>
@@ -1334,6 +1400,7 @@
           </w:p>
         </w:tc>
         <w:tc>
+          <w:tcPr/>
           <w:p>
             <w:pPr>
               <w:pStyle w:val="Compact"/>
@@ -1347,6 +1414,7 @@
       </w:tr>
       <w:tr>
         <w:tc>
+          <w:tcPr/>
           <w:p>
             <w:pPr>
               <w:pStyle w:val="Compact"/>
@@ -1367,6 +1435,7 @@
           </w:p>
         </w:tc>
         <w:tc>
+          <w:tcPr/>
           <w:p>
             <w:pPr>
               <w:pStyle w:val="Compact"/>
@@ -1378,6 +1447,7 @@
           </w:p>
         </w:tc>
         <w:tc>
+          <w:tcPr/>
           <w:p>
             <w:pPr>
               <w:pStyle w:val="Compact"/>
@@ -1391,6 +1461,7 @@
       </w:tr>
       <w:tr>
         <w:tc>
+          <w:tcPr/>
           <w:p>
             <w:pPr>
               <w:pStyle w:val="Compact"/>
@@ -1402,6 +1473,7 @@
           </w:p>
         </w:tc>
         <w:tc>
+          <w:tcPr/>
           <w:p>
             <w:pPr>
               <w:pStyle w:val="Compact"/>
@@ -1413,6 +1485,7 @@
           </w:p>
         </w:tc>
         <w:tc>
+          <w:tcPr/>
           <w:p>
             <w:pPr>
               <w:pStyle w:val="Compact"/>
@@ -1426,6 +1499,7 @@
       </w:tr>
       <w:tr>
         <w:tc>
+          <w:tcPr/>
           <w:p>
             <w:pPr>
               <w:pStyle w:val="Compact"/>
@@ -1437,6 +1511,7 @@
           </w:p>
         </w:tc>
         <w:tc>
+          <w:tcPr/>
           <w:p>
             <w:pPr>
               <w:pStyle w:val="Compact"/>
@@ -1448,6 +1523,7 @@
           </w:p>
         </w:tc>
         <w:tc>
+          <w:tcPr/>
           <w:p>
             <w:pPr>
               <w:pStyle w:val="Compact"/>
@@ -1461,6 +1537,7 @@
       </w:tr>
       <w:tr>
         <w:tc>
+          <w:tcPr/>
           <w:p>
             <w:pPr>
               <w:pStyle w:val="Compact"/>
@@ -1472,6 +1549,7 @@
           </w:p>
         </w:tc>
         <w:tc>
+          <w:tcPr/>
           <w:p>
             <w:pPr>
               <w:pStyle w:val="Compact"/>
@@ -1483,6 +1561,7 @@
           </w:p>
         </w:tc>
         <w:tc>
+          <w:tcPr/>
           <w:p>
             <w:pPr>
               <w:pStyle w:val="Compact"/>
@@ -1496,6 +1575,7 @@
       </w:tr>
       <w:tr>
         <w:tc>
+          <w:tcPr/>
           <w:p>
             <w:pPr>
               <w:pStyle w:val="Compact"/>
@@ -1507,6 +1587,7 @@
           </w:p>
         </w:tc>
         <w:tc>
+          <w:tcPr/>
           <w:p>
             <w:pPr>
               <w:pStyle w:val="Compact"/>
@@ -1518,6 +1599,7 @@
           </w:p>
         </w:tc>
         <w:tc>
+          <w:tcPr/>
           <w:p>
             <w:pPr>
               <w:pStyle w:val="Compact"/>
@@ -1531,6 +1613,7 @@
       </w:tr>
       <w:tr>
         <w:tc>
+          <w:tcPr/>
           <w:p>
             <w:pPr>
               <w:pStyle w:val="Compact"/>
@@ -1542,6 +1625,7 @@
           </w:p>
         </w:tc>
         <w:tc>
+          <w:tcPr/>
           <w:p>
             <w:pPr>
               <w:pStyle w:val="Compact"/>
@@ -1553,6 +1637,7 @@
           </w:p>
         </w:tc>
         <w:tc>
+          <w:tcPr/>
           <w:p>
             <w:pPr>
               <w:pStyle w:val="Compact"/>
@@ -1565,15 +1650,15 @@
         </w:tc>
       </w:tr>
     </w:tbl>
+    <w:bookmarkEnd w:id="27"/>
+    <w:bookmarkStart w:id="31" w:name="Xa4caacf4c4b324f80141f03f7dd4497511fa61e"/>
     <w:p>
       <w:pPr>
         <w:pStyle w:val="Heading1"/>
       </w:pPr>
-      <w:bookmarkStart w:id="26" w:name="Xa4caacf4c4b324f80141f03f7dd4497511fa61e"/>
       <w:r>
         <w:t xml:space="preserve">4. Preliminary threat analysis and risk assessment (CS-1)</w:t>
       </w:r>
-      <w:bookmarkEnd w:id="26"/>
     </w:p>
     <w:p>
       <w:pPr>
@@ -1592,18 +1677,18 @@
           <wp:inline>
             <wp:extent cx="5334000" cy="2432359"/>
             <wp:effectExtent b="0" l="0" r="0" t="0"/>
-            <wp:docPr descr="The nine threat scenarios placed on the architecture, with their risk values." title="" id="1" name="Picture"/>
+            <wp:docPr descr="The nine threat scenarios placed on the architecture, with their risk values." title="" id="29" name="Picture"/>
             <a:graphic>
               <a:graphicData uri="http://schemas.openxmlformats.org/drawingml/2006/picture">
                 <pic:pic>
                   <pic:nvPicPr>
-                    <pic:cNvPr descr="diagrams/tara-map.png" id="0" name="Picture"/>
+                    <pic:cNvPr descr="diagrams/tara-map.png" id="30" name="Picture"/>
                     <pic:cNvPicPr>
                       <a:picLocks noChangeArrowheads="1" noChangeAspect="1"/>
                     </pic:cNvPicPr>
                   </pic:nvPicPr>
                   <pic:blipFill>
-                    <a:blip r:embed="rId27"/>
+                    <a:blip r:embed="rId28"/>
                     <a:stretch>
                       <a:fillRect/>
                     </a:stretch>
@@ -1661,8 +1746,9 @@
     <w:tbl>
       <w:tblPr>
         <w:tblStyle w:val="Table"/>
-        <w:tblW w:type="pct" w:w="5000.0"/>
-        <w:tblLook w:firstRow="1"/>
+        <w:tblW w:type="pct" w:w="5000"/>
+        <w:tblLook w:firstRow="1" w:lastRow="0" w:firstColumn="0" w:lastColumn="0" w:noHBand="0" w:noVBand="0" w:val="0020"/>
+        <w:jc w:val="start"/>
       </w:tblPr>
       <w:tblGrid>
         <w:gridCol w:w="396"/>
@@ -1675,15 +1761,10 @@
       </w:tblGrid>
       <w:tr>
         <w:trPr>
-          <w:cnfStyle w:firstRow="1"/>
+          <w:tblHeader w:val="true"/>
         </w:trPr>
         <w:tc>
-          <w:tcPr>
-            <w:tcBorders>
-              <w:bottom w:val="single"/>
-            </w:tcBorders>
-            <w:vAlign w:val="bottom"/>
-          </w:tcPr>
+          <w:tcPr/>
           <w:p>
             <w:pPr>
               <w:pStyle w:val="Compact"/>
@@ -1695,12 +1776,7 @@
           </w:p>
         </w:tc>
         <w:tc>
-          <w:tcPr>
-            <w:tcBorders>
-              <w:bottom w:val="single"/>
-            </w:tcBorders>
-            <w:vAlign w:val="bottom"/>
-          </w:tcPr>
+          <w:tcPr/>
           <w:p>
             <w:pPr>
               <w:pStyle w:val="Compact"/>
@@ -1712,12 +1788,7 @@
           </w:p>
         </w:tc>
         <w:tc>
-          <w:tcPr>
-            <w:tcBorders>
-              <w:bottom w:val="single"/>
-            </w:tcBorders>
-            <w:vAlign w:val="bottom"/>
-          </w:tcPr>
+          <w:tcPr/>
           <w:p>
             <w:pPr>
               <w:pStyle w:val="Compact"/>
@@ -1729,12 +1800,7 @@
           </w:p>
         </w:tc>
         <w:tc>
-          <w:tcPr>
-            <w:tcBorders>
-              <w:bottom w:val="single"/>
-            </w:tcBorders>
-            <w:vAlign w:val="bottom"/>
-          </w:tcPr>
+          <w:tcPr/>
           <w:p>
             <w:pPr>
               <w:pStyle w:val="Compact"/>
@@ -1746,12 +1812,7 @@
           </w:p>
         </w:tc>
         <w:tc>
-          <w:tcPr>
-            <w:tcBorders>
-              <w:bottom w:val="single"/>
-            </w:tcBorders>
-            <w:vAlign w:val="bottom"/>
-          </w:tcPr>
+          <w:tcPr/>
           <w:p>
             <w:pPr>
               <w:pStyle w:val="Compact"/>
@@ -1763,12 +1824,7 @@
           </w:p>
         </w:tc>
         <w:tc>
-          <w:tcPr>
-            <w:tcBorders>
-              <w:bottom w:val="single"/>
-            </w:tcBorders>
-            <w:vAlign w:val="bottom"/>
-          </w:tcPr>
+          <w:tcPr/>
           <w:p>
             <w:pPr>
               <w:pStyle w:val="Compact"/>
@@ -1780,12 +1836,7 @@
           </w:p>
         </w:tc>
         <w:tc>
-          <w:tcPr>
-            <w:tcBorders>
-              <w:bottom w:val="single"/>
-            </w:tcBorders>
-            <w:vAlign w:val="bottom"/>
-          </w:tcPr>
+          <w:tcPr/>
           <w:p>
             <w:pPr>
               <w:pStyle w:val="Compact"/>
@@ -1799,6 +1850,7 @@
       </w:tr>
       <w:tr>
         <w:tc>
+          <w:tcPr/>
           <w:p>
             <w:pPr>
               <w:pStyle w:val="Compact"/>
@@ -1810,6 +1862,7 @@
           </w:p>
         </w:tc>
         <w:tc>
+          <w:tcPr/>
           <w:p>
             <w:pPr>
               <w:pStyle w:val="Compact"/>
@@ -1821,6 +1874,7 @@
           </w:p>
         </w:tc>
         <w:tc>
+          <w:tcPr/>
           <w:p>
             <w:pPr>
               <w:pStyle w:val="Compact"/>
@@ -1832,6 +1886,7 @@
           </w:p>
         </w:tc>
         <w:tc>
+          <w:tcPr/>
           <w:p>
             <w:pPr>
               <w:pStyle w:val="Compact"/>
@@ -1843,6 +1898,7 @@
           </w:p>
         </w:tc>
         <w:tc>
+          <w:tcPr/>
           <w:p>
             <w:pPr>
               <w:pStyle w:val="Compact"/>
@@ -1854,6 +1910,7 @@
           </w:p>
         </w:tc>
         <w:tc>
+          <w:tcPr/>
           <w:p>
             <w:pPr>
               <w:pStyle w:val="Compact"/>
@@ -1865,6 +1922,7 @@
           </w:p>
         </w:tc>
         <w:tc>
+          <w:tcPr/>
           <w:p>
             <w:pPr>
               <w:pStyle w:val="Compact"/>
@@ -1878,6 +1936,7 @@
       </w:tr>
       <w:tr>
         <w:tc>
+          <w:tcPr/>
           <w:p>
             <w:pPr>
               <w:pStyle w:val="Compact"/>
@@ -1889,6 +1948,7 @@
           </w:p>
         </w:tc>
         <w:tc>
+          <w:tcPr/>
           <w:p>
             <w:pPr>
               <w:pStyle w:val="Compact"/>
@@ -1900,6 +1960,7 @@
           </w:p>
         </w:tc>
         <w:tc>
+          <w:tcPr/>
           <w:p>
             <w:pPr>
               <w:pStyle w:val="Compact"/>
@@ -1911,6 +1972,7 @@
           </w:p>
         </w:tc>
         <w:tc>
+          <w:tcPr/>
           <w:p>
             <w:pPr>
               <w:pStyle w:val="Compact"/>
@@ -1922,6 +1984,7 @@
           </w:p>
         </w:tc>
         <w:tc>
+          <w:tcPr/>
           <w:p>
             <w:pPr>
               <w:pStyle w:val="Compact"/>
@@ -1933,6 +1996,7 @@
           </w:p>
         </w:tc>
         <w:tc>
+          <w:tcPr/>
           <w:p>
             <w:pPr>
               <w:pStyle w:val="Compact"/>
@@ -1944,6 +2008,7 @@
           </w:p>
         </w:tc>
         <w:tc>
+          <w:tcPr/>
           <w:p>
             <w:pPr>
               <w:pStyle w:val="Compact"/>
@@ -1957,6 +2022,7 @@
       </w:tr>
       <w:tr>
         <w:tc>
+          <w:tcPr/>
           <w:p>
             <w:pPr>
               <w:pStyle w:val="Compact"/>
@@ -1968,6 +2034,7 @@
           </w:p>
         </w:tc>
         <w:tc>
+          <w:tcPr/>
           <w:p>
             <w:pPr>
               <w:pStyle w:val="Compact"/>
@@ -1979,6 +2046,7 @@
           </w:p>
         </w:tc>
         <w:tc>
+          <w:tcPr/>
           <w:p>
             <w:pPr>
               <w:pStyle w:val="Compact"/>
@@ -1990,6 +2058,7 @@
           </w:p>
         </w:tc>
         <w:tc>
+          <w:tcPr/>
           <w:p>
             <w:pPr>
               <w:pStyle w:val="Compact"/>
@@ -2001,6 +2070,7 @@
           </w:p>
         </w:tc>
         <w:tc>
+          <w:tcPr/>
           <w:p>
             <w:pPr>
               <w:pStyle w:val="Compact"/>
@@ -2012,6 +2082,7 @@
           </w:p>
         </w:tc>
         <w:tc>
+          <w:tcPr/>
           <w:p>
             <w:pPr>
               <w:pStyle w:val="Compact"/>
@@ -2023,6 +2094,7 @@
           </w:p>
         </w:tc>
         <w:tc>
+          <w:tcPr/>
           <w:p>
             <w:pPr>
               <w:pStyle w:val="Compact"/>
@@ -2036,6 +2108,7 @@
       </w:tr>
       <w:tr>
         <w:tc>
+          <w:tcPr/>
           <w:p>
             <w:pPr>
               <w:pStyle w:val="Compact"/>
@@ -2047,6 +2120,7 @@
           </w:p>
         </w:tc>
         <w:tc>
+          <w:tcPr/>
           <w:p>
             <w:pPr>
               <w:pStyle w:val="Compact"/>
@@ -2058,6 +2132,7 @@
           </w:p>
         </w:tc>
         <w:tc>
+          <w:tcPr/>
           <w:p>
             <w:pPr>
               <w:pStyle w:val="Compact"/>
@@ -2069,6 +2144,7 @@
           </w:p>
         </w:tc>
         <w:tc>
+          <w:tcPr/>
           <w:p>
             <w:pPr>
               <w:pStyle w:val="Compact"/>
@@ -2080,6 +2156,7 @@
           </w:p>
         </w:tc>
         <w:tc>
+          <w:tcPr/>
           <w:p>
             <w:pPr>
               <w:pStyle w:val="Compact"/>
@@ -2091,6 +2168,7 @@
           </w:p>
         </w:tc>
         <w:tc>
+          <w:tcPr/>
           <w:p>
             <w:pPr>
               <w:pStyle w:val="Compact"/>
@@ -2102,6 +2180,7 @@
           </w:p>
         </w:tc>
         <w:tc>
+          <w:tcPr/>
           <w:p>
             <w:pPr>
               <w:pStyle w:val="Compact"/>
@@ -2115,6 +2194,7 @@
       </w:tr>
       <w:tr>
         <w:tc>
+          <w:tcPr/>
           <w:p>
             <w:pPr>
               <w:pStyle w:val="Compact"/>
@@ -2126,6 +2206,7 @@
           </w:p>
         </w:tc>
         <w:tc>
+          <w:tcPr/>
           <w:p>
             <w:pPr>
               <w:pStyle w:val="Compact"/>
@@ -2137,6 +2218,7 @@
           </w:p>
         </w:tc>
         <w:tc>
+          <w:tcPr/>
           <w:p>
             <w:pPr>
               <w:pStyle w:val="Compact"/>
@@ -2148,6 +2230,7 @@
           </w:p>
         </w:tc>
         <w:tc>
+          <w:tcPr/>
           <w:p>
             <w:pPr>
               <w:pStyle w:val="Compact"/>
@@ -2159,6 +2242,7 @@
           </w:p>
         </w:tc>
         <w:tc>
+          <w:tcPr/>
           <w:p>
             <w:pPr>
               <w:pStyle w:val="Compact"/>
@@ -2170,6 +2254,7 @@
           </w:p>
         </w:tc>
         <w:tc>
+          <w:tcPr/>
           <w:p>
             <w:pPr>
               <w:pStyle w:val="Compact"/>
@@ -2181,6 +2266,7 @@
           </w:p>
         </w:tc>
         <w:tc>
+          <w:tcPr/>
           <w:p>
             <w:pPr>
               <w:pStyle w:val="Compact"/>
@@ -2194,6 +2280,7 @@
       </w:tr>
       <w:tr>
         <w:tc>
+          <w:tcPr/>
           <w:p>
             <w:pPr>
               <w:pStyle w:val="Compact"/>
@@ -2205,6 +2292,7 @@
           </w:p>
         </w:tc>
         <w:tc>
+          <w:tcPr/>
           <w:p>
             <w:pPr>
               <w:pStyle w:val="Compact"/>
@@ -2216,6 +2304,7 @@
           </w:p>
         </w:tc>
         <w:tc>
+          <w:tcPr/>
           <w:p>
             <w:pPr>
               <w:pStyle w:val="Compact"/>
@@ -2227,6 +2316,7 @@
           </w:p>
         </w:tc>
         <w:tc>
+          <w:tcPr/>
           <w:p>
             <w:pPr>
               <w:pStyle w:val="Compact"/>
@@ -2238,6 +2328,7 @@
           </w:p>
         </w:tc>
         <w:tc>
+          <w:tcPr/>
           <w:p>
             <w:pPr>
               <w:pStyle w:val="Compact"/>
@@ -2249,6 +2340,7 @@
           </w:p>
         </w:tc>
         <w:tc>
+          <w:tcPr/>
           <w:p>
             <w:pPr>
               <w:pStyle w:val="Compact"/>
@@ -2260,6 +2352,7 @@
           </w:p>
         </w:tc>
         <w:tc>
+          <w:tcPr/>
           <w:p>
             <w:pPr>
               <w:pStyle w:val="Compact"/>
@@ -2273,6 +2366,7 @@
       </w:tr>
       <w:tr>
         <w:tc>
+          <w:tcPr/>
           <w:p>
             <w:pPr>
               <w:pStyle w:val="Compact"/>
@@ -2284,6 +2378,7 @@
           </w:p>
         </w:tc>
         <w:tc>
+          <w:tcPr/>
           <w:p>
             <w:pPr>
               <w:pStyle w:val="Compact"/>
@@ -2295,6 +2390,7 @@
           </w:p>
         </w:tc>
         <w:tc>
+          <w:tcPr/>
           <w:p>
             <w:pPr>
               <w:pStyle w:val="Compact"/>
@@ -2306,6 +2402,7 @@
           </w:p>
         </w:tc>
         <w:tc>
+          <w:tcPr/>
           <w:p>
             <w:pPr>
               <w:pStyle w:val="Compact"/>
@@ -2317,6 +2414,7 @@
           </w:p>
         </w:tc>
         <w:tc>
+          <w:tcPr/>
           <w:p>
             <w:pPr>
               <w:pStyle w:val="Compact"/>
@@ -2328,6 +2426,7 @@
           </w:p>
         </w:tc>
         <w:tc>
+          <w:tcPr/>
           <w:p>
             <w:pPr>
               <w:pStyle w:val="Compact"/>
@@ -2339,6 +2438,7 @@
           </w:p>
         </w:tc>
         <w:tc>
+          <w:tcPr/>
           <w:p>
             <w:pPr>
               <w:pStyle w:val="Compact"/>
@@ -2352,6 +2452,7 @@
       </w:tr>
       <w:tr>
         <w:tc>
+          <w:tcPr/>
           <w:p>
             <w:pPr>
               <w:pStyle w:val="Compact"/>
@@ -2363,6 +2464,7 @@
           </w:p>
         </w:tc>
         <w:tc>
+          <w:tcPr/>
           <w:p>
             <w:pPr>
               <w:pStyle w:val="Compact"/>
@@ -2374,6 +2476,7 @@
           </w:p>
         </w:tc>
         <w:tc>
+          <w:tcPr/>
           <w:p>
             <w:pPr>
               <w:pStyle w:val="Compact"/>
@@ -2385,6 +2488,7 @@
           </w:p>
         </w:tc>
         <w:tc>
+          <w:tcPr/>
           <w:p>
             <w:pPr>
               <w:pStyle w:val="Compact"/>
@@ -2396,6 +2500,7 @@
           </w:p>
         </w:tc>
         <w:tc>
+          <w:tcPr/>
           <w:p>
             <w:pPr>
               <w:pStyle w:val="Compact"/>
@@ -2407,6 +2512,7 @@
           </w:p>
         </w:tc>
         <w:tc>
+          <w:tcPr/>
           <w:p>
             <w:pPr>
               <w:pStyle w:val="Compact"/>
@@ -2418,6 +2524,7 @@
           </w:p>
         </w:tc>
         <w:tc>
+          <w:tcPr/>
           <w:p>
             <w:pPr>
               <w:pStyle w:val="Compact"/>
@@ -2431,6 +2538,7 @@
       </w:tr>
       <w:tr>
         <w:tc>
+          <w:tcPr/>
           <w:p>
             <w:pPr>
               <w:pStyle w:val="Compact"/>
@@ -2442,6 +2550,7 @@
           </w:p>
         </w:tc>
         <w:tc>
+          <w:tcPr/>
           <w:p>
             <w:pPr>
               <w:pStyle w:val="Compact"/>
@@ -2453,6 +2562,7 @@
           </w:p>
         </w:tc>
         <w:tc>
+          <w:tcPr/>
           <w:p>
             <w:pPr>
               <w:pStyle w:val="Compact"/>
@@ -2464,6 +2574,7 @@
           </w:p>
         </w:tc>
         <w:tc>
+          <w:tcPr/>
           <w:p>
             <w:pPr>
               <w:pStyle w:val="Compact"/>
@@ -2475,6 +2586,7 @@
           </w:p>
         </w:tc>
         <w:tc>
+          <w:tcPr/>
           <w:p>
             <w:pPr>
               <w:pStyle w:val="Compact"/>
@@ -2486,6 +2598,7 @@
           </w:p>
         </w:tc>
         <w:tc>
+          <w:tcPr/>
           <w:p>
             <w:pPr>
               <w:pStyle w:val="Compact"/>
@@ -2497,6 +2610,7 @@
           </w:p>
         </w:tc>
         <w:tc>
+          <w:tcPr/>
           <w:p>
             <w:pPr>
               <w:pStyle w:val="Compact"/>
@@ -2509,21 +2623,22 @@
         </w:tc>
       </w:tr>
     </w:tbl>
+    <w:bookmarkEnd w:id="31"/>
+    <w:bookmarkStart w:id="32" w:name="X55561d8a81fef9eb61ec9e5f89dee345f6e4b2c"/>
     <w:p>
       <w:pPr>
         <w:pStyle w:val="Heading1"/>
       </w:pPr>
-      <w:bookmarkStart w:id="28" w:name="X55561d8a81fef9eb61ec9e5f89dee345f6e4b2c"/>
       <w:r>
         <w:t xml:space="preserve">5. Controls and the development-configuration deviations</w:t>
       </w:r>
-      <w:bookmarkEnd w:id="28"/>
     </w:p>
     <w:tbl>
       <w:tblPr>
         <w:tblStyle w:val="Table"/>
-        <w:tblW w:type="pct" w:w="5000.0"/>
-        <w:tblLook w:firstRow="1"/>
+        <w:tblW w:type="pct" w:w="5000"/>
+        <w:tblLook w:firstRow="1" w:lastRow="0" w:firstColumn="0" w:lastColumn="0" w:noHBand="0" w:noVBand="0" w:val="0020"/>
+        <w:jc w:val="start"/>
       </w:tblPr>
       <w:tblGrid>
         <w:gridCol w:w="1425"/>
@@ -2533,15 +2648,10 @@
       </w:tblGrid>
       <w:tr>
         <w:trPr>
-          <w:cnfStyle w:firstRow="1"/>
+          <w:tblHeader w:val="true"/>
         </w:trPr>
         <w:tc>
-          <w:tcPr>
-            <w:tcBorders>
-              <w:bottom w:val="single"/>
-            </w:tcBorders>
-            <w:vAlign w:val="bottom"/>
-          </w:tcPr>
+          <w:tcPr/>
           <w:p>
             <w:pPr>
               <w:pStyle w:val="Compact"/>
@@ -2553,12 +2663,7 @@
           </w:p>
         </w:tc>
         <w:tc>
-          <w:tcPr>
-            <w:tcBorders>
-              <w:bottom w:val="single"/>
-            </w:tcBorders>
-            <w:vAlign w:val="bottom"/>
-          </w:tcPr>
+          <w:tcPr/>
           <w:p>
             <w:pPr>
               <w:pStyle w:val="Compact"/>
@@ -2570,12 +2675,7 @@
           </w:p>
         </w:tc>
         <w:tc>
-          <w:tcPr>
-            <w:tcBorders>
-              <w:bottom w:val="single"/>
-            </w:tcBorders>
-            <w:vAlign w:val="bottom"/>
-          </w:tcPr>
+          <w:tcPr/>
           <w:p>
             <w:pPr>
               <w:pStyle w:val="Compact"/>
@@ -2587,12 +2687,7 @@
           </w:p>
         </w:tc>
         <w:tc>
-          <w:tcPr>
-            <w:tcBorders>
-              <w:bottom w:val="single"/>
-            </w:tcBorders>
-            <w:vAlign w:val="bottom"/>
-          </w:tcPr>
+          <w:tcPr/>
           <w:p>
             <w:pPr>
               <w:pStyle w:val="Compact"/>
@@ -2606,6 +2701,7 @@
       </w:tr>
       <w:tr>
         <w:tc>
+          <w:tcPr/>
           <w:p>
             <w:pPr>
               <w:pStyle w:val="Compact"/>
@@ -2617,6 +2713,7 @@
           </w:p>
         </w:tc>
         <w:tc>
+          <w:tcPr/>
           <w:p>
             <w:pPr>
               <w:pStyle w:val="Compact"/>
@@ -2628,6 +2725,7 @@
           </w:p>
         </w:tc>
         <w:tc>
+          <w:tcPr/>
           <w:p>
             <w:pPr>
               <w:pStyle w:val="Compact"/>
@@ -2639,6 +2737,7 @@
           </w:p>
         </w:tc>
         <w:tc>
+          <w:tcPr/>
           <w:p>
             <w:pPr>
               <w:pStyle w:val="Compact"/>
@@ -2682,6 +2781,7 @@
       </w:tr>
       <w:tr>
         <w:tc>
+          <w:tcPr/>
           <w:p>
             <w:pPr>
               <w:pStyle w:val="Compact"/>
@@ -2693,6 +2793,7 @@
           </w:p>
         </w:tc>
         <w:tc>
+          <w:tcPr/>
           <w:p>
             <w:pPr>
               <w:pStyle w:val="Compact"/>
@@ -2704,6 +2805,7 @@
           </w:p>
         </w:tc>
         <w:tc>
+          <w:tcPr/>
           <w:p>
             <w:pPr>
               <w:pStyle w:val="Compact"/>
@@ -2715,6 +2817,7 @@
           </w:p>
         </w:tc>
         <w:tc>
+          <w:tcPr/>
           <w:p>
             <w:pPr>
               <w:pStyle w:val="Compact"/>
@@ -2728,6 +2831,7 @@
       </w:tr>
       <w:tr>
         <w:tc>
+          <w:tcPr/>
           <w:p>
             <w:pPr>
               <w:pStyle w:val="Compact"/>
@@ -2739,6 +2843,7 @@
           </w:p>
         </w:tc>
         <w:tc>
+          <w:tcPr/>
           <w:p>
             <w:pPr>
               <w:pStyle w:val="Compact"/>
@@ -2750,6 +2855,7 @@
           </w:p>
         </w:tc>
         <w:tc>
+          <w:tcPr/>
           <w:p>
             <w:pPr>
               <w:pStyle w:val="Compact"/>
@@ -2761,6 +2867,7 @@
           </w:p>
         </w:tc>
         <w:tc>
+          <w:tcPr/>
           <w:p>
             <w:pPr>
               <w:pStyle w:val="Compact"/>
@@ -2774,6 +2881,7 @@
       </w:tr>
       <w:tr>
         <w:tc>
+          <w:tcPr/>
           <w:p>
             <w:pPr>
               <w:pStyle w:val="Compact"/>
@@ -2785,6 +2893,7 @@
           </w:p>
         </w:tc>
         <w:tc>
+          <w:tcPr/>
           <w:p>
             <w:pPr>
               <w:pStyle w:val="Compact"/>
@@ -2796,17 +2905,34 @@
           </w:p>
         </w:tc>
         <w:tc>
-          <w:p>
-            <w:pPr>
-              <w:pStyle w:val="Compact"/>
-              <w:jc w:val="left"/>
-            </w:pPr>
-            <w:r>
-              <w:t xml:space="preserve">Driver monitor never writes frames and publishes derived state only</w:t>
-            </w:r>
-          </w:p>
-        </w:tc>
-        <w:tc>
+          <w:tcPr/>
+          <w:p>
+            <w:pPr>
+              <w:pStyle w:val="Compact"/>
+              <w:jc w:val="left"/>
+            </w:pPr>
+            <w:r>
+              <w:t xml:space="preserve">Driver monitor never writes frames and publishes derived state only; MediaPipe’s usage logger is held on the host;</w:t>
+            </w:r>
+            <w:r>
+              <w:t xml:space="preserve"> </w:t>
+            </w:r>
+            <w:r>
+              <w:rPr>
+                <w:rStyle w:val="VerbatimChar"/>
+              </w:rPr>
+              <w:t xml:space="preserve">dms-privacy</w:t>
+            </w:r>
+            <w:r>
+              <w:t xml:space="preserve"> </w:t>
+            </w:r>
+            <w:r>
+              <w:t xml:space="preserve">proves both</w:t>
+            </w:r>
+          </w:p>
+        </w:tc>
+        <w:tc>
+          <w:tcPr/>
           <w:p>
             <w:pPr>
               <w:pStyle w:val="Compact"/>
@@ -2820,6 +2946,7 @@
       </w:tr>
       <w:tr>
         <w:tc>
+          <w:tcPr/>
           <w:p>
             <w:pPr>
               <w:pStyle w:val="Compact"/>
@@ -2831,6 +2958,7 @@
           </w:p>
         </w:tc>
         <w:tc>
+          <w:tcPr/>
           <w:p>
             <w:pPr>
               <w:pStyle w:val="Compact"/>
@@ -2842,6 +2970,7 @@
           </w:p>
         </w:tc>
         <w:tc>
+          <w:tcPr/>
           <w:p>
             <w:pPr>
               <w:pStyle w:val="Compact"/>
@@ -2853,6 +2982,7 @@
           </w:p>
         </w:tc>
         <w:tc>
+          <w:tcPr/>
           <w:p>
             <w:pPr>
               <w:pStyle w:val="Compact"/>
@@ -2866,6 +2996,7 @@
       </w:tr>
       <w:tr>
         <w:tc>
+          <w:tcPr/>
           <w:p>
             <w:pPr>
               <w:pStyle w:val="Compact"/>
@@ -2877,6 +3008,7 @@
           </w:p>
         </w:tc>
         <w:tc>
+          <w:tcPr/>
           <w:p>
             <w:pPr>
               <w:pStyle w:val="Compact"/>
@@ -2888,13 +3020,26 @@
           </w:p>
         </w:tc>
         <w:tc>
-          <w:p>
-            <w:pPr>
-              <w:pStyle w:val="Compact"/>
-              <w:jc w:val="left"/>
-            </w:pPr>
-            <w:r>
-              <w:t xml:space="preserve">Everything pinned; CycloneDX SBOM in</w:t>
+          <w:tcPr/>
+          <w:p>
+            <w:pPr>
+              <w:pStyle w:val="Compact"/>
+              <w:jc w:val="left"/>
+            </w:pPr>
+            <w:r>
+              <w:t xml:space="preserve">Everything pinned, the full Python set through</w:t>
+            </w:r>
+            <w:r>
+              <w:t xml:space="preserve"> </w:t>
+            </w:r>
+            <w:r>
+              <w:rPr>
+                <w:rStyle w:val="VerbatimChar"/>
+              </w:rPr>
+              <w:t xml:space="preserve">constraints.txt</w:t>
+            </w:r>
+            <w:r>
+              <w:t xml:space="preserve">; CycloneDX SBOM in</w:t>
             </w:r>
             <w:r>
               <w:t xml:space="preserve"> </w:t>
@@ -2911,6 +3056,7 @@
           </w:p>
         </w:tc>
         <w:tc>
+          <w:tcPr/>
           <w:p>
             <w:pPr>
               <w:pStyle w:val="Compact"/>
@@ -2924,6 +3070,7 @@
       </w:tr>
       <w:tr>
         <w:tc>
+          <w:tcPr/>
           <w:p>
             <w:pPr>
               <w:pStyle w:val="Compact"/>
@@ -2935,6 +3082,7 @@
           </w:p>
         </w:tc>
         <w:tc>
+          <w:tcPr/>
           <w:p>
             <w:pPr>
               <w:pStyle w:val="Compact"/>
@@ -2946,6 +3094,7 @@
           </w:p>
         </w:tc>
         <w:tc>
+          <w:tcPr/>
           <w:p>
             <w:pPr>
               <w:pStyle w:val="Compact"/>
@@ -2969,6 +3118,7 @@
           </w:p>
         </w:tc>
         <w:tc>
+          <w:tcPr/>
           <w:p>
             <w:pPr>
               <w:pStyle w:val="Compact"/>
@@ -2982,6 +3132,7 @@
       </w:tr>
       <w:tr>
         <w:tc>
+          <w:tcPr/>
           <w:p>
             <w:pPr>
               <w:pStyle w:val="Compact"/>
@@ -2993,6 +3144,7 @@
           </w:p>
         </w:tc>
         <w:tc>
+          <w:tcPr/>
           <w:p>
             <w:pPr>
               <w:pStyle w:val="Compact"/>
@@ -3004,6 +3156,7 @@
           </w:p>
         </w:tc>
         <w:tc>
+          <w:tcPr/>
           <w:p>
             <w:pPr>
               <w:pStyle w:val="Compact"/>
@@ -3015,6 +3168,7 @@
           </w:p>
         </w:tc>
         <w:tc>
+          <w:tcPr/>
           <w:p>
             <w:pPr>
               <w:pStyle w:val="Compact"/>
@@ -3033,6 +3187,163 @@
       </w:pPr>
       <w:r>
         <w:rPr>
+          <w:bCs/>
+          <w:b/>
+        </w:rPr>
+        <w:t xml:space="preserve">Finding: usage telemetry inside a dependency (T-5, T-6).</w:t>
+      </w:r>
+      <w:r>
+        <w:t xml:space="preserve"> </w:t>
+      </w:r>
+      <w:r>
+        <w:t xml:space="preserve">The first run</w:t>
+      </w:r>
+      <w:r>
+        <w:t xml:space="preserve"> </w:t>
+      </w:r>
+      <w:r>
+        <w:t xml:space="preserve">of</w:t>
+      </w:r>
+      <w:r>
+        <w:t xml:space="preserve"> </w:t>
+      </w:r>
+      <w:r>
+        <w:rPr>
+          <w:rStyle w:val="VerbatimChar"/>
+        </w:rPr>
+        <w:t xml:space="preserve">dms-privacy</w:t>
+      </w:r>
+      <w:r>
+        <w:t xml:space="preserve"> </w:t>
+      </w:r>
+      <w:r>
+        <w:t xml:space="preserve">with the driver monitor executing, on 2 October, found that</w:t>
+      </w:r>
+      <w:r>
+        <w:t xml:space="preserve"> </w:t>
+      </w:r>
+      <w:r>
+        <w:t xml:space="preserve">the process resolved</w:t>
+      </w:r>
+      <w:r>
+        <w:t xml:space="preserve"> </w:t>
+      </w:r>
+      <w:r>
+        <w:rPr>
+          <w:rStyle w:val="VerbatimChar"/>
+        </w:rPr>
+        <w:t xml:space="preserve">play.googleapis.com</w:t>
+      </w:r>
+      <w:r>
+        <w:t xml:space="preserve"> </w:t>
+      </w:r>
+      <w:r>
+        <w:t xml:space="preserve">and opened HTTPS connections to</w:t>
+      </w:r>
+      <w:r>
+        <w:t xml:space="preserve"> </w:t>
+      </w:r>
+      <w:r>
+        <w:t xml:space="preserve">it. The source is MediaPipe itself: in 0.10.35 and 1.0.1, the versions tested, every task runner</w:t>
+      </w:r>
+      <w:r>
+        <w:t xml:space="preserve"> </w:t>
+      </w:r>
+      <w:r>
+        <w:t xml:space="preserve">starts a libcurl client that posts session statistics (task type, timings)</w:t>
+      </w:r>
+      <w:r>
+        <w:t xml:space="preserve"> </w:t>
+      </w:r>
+      <w:r>
+        <w:t xml:space="preserve">to Google. No camera frame or derived driver state is in those reports, but</w:t>
+      </w:r>
+      <w:r>
+        <w:t xml:space="preserve"> </w:t>
+      </w:r>
+      <w:r>
+        <w:t xml:space="preserve">CS-6 says no socket except the broker, and the library offers no switch to</w:t>
+      </w:r>
+      <w:r>
+        <w:t xml:space="preserve"> </w:t>
+      </w:r>
+      <w:r>
+        <w:t xml:space="preserve">turn the logger off. The driver monitor therefore sets the proxy variables,</w:t>
+      </w:r>
+      <w:r>
+        <w:t xml:space="preserve"> </w:t>
+      </w:r>
+      <w:r>
+        <w:t xml:space="preserve">which libcurl honours, to a closed local port before MediaPipe loads, and</w:t>
+      </w:r>
+      <w:r>
+        <w:t xml:space="preserve"> </w:t>
+      </w:r>
+      <w:r>
+        <w:t xml:space="preserve">exempts the broker through</w:t>
+      </w:r>
+      <w:r>
+        <w:t xml:space="preserve"> </w:t>
+      </w:r>
+      <w:r>
+        <w:rPr>
+          <w:rStyle w:val="VerbatimChar"/>
+        </w:rPr>
+        <w:t xml:space="preserve">NO_PROXY</w:t>
+      </w:r>
+      <w:r>
+        <w:t xml:space="preserve">, which gRPC also honours. The trace</w:t>
+      </w:r>
+      <w:r>
+        <w:t xml:space="preserve"> </w:t>
+      </w:r>
+      <w:r>
+        <w:t xml:space="preserve">shows the logger’s attempts ending on the host and the broker connection</w:t>
+      </w:r>
+      <w:r>
+        <w:t xml:space="preserve"> </w:t>
+      </w:r>
+      <w:r>
+        <w:t xml:space="preserve">unchanged. This is a workaround, not a configuration option: a MediaPipe</w:t>
+      </w:r>
+      <w:r>
+        <w:t xml:space="preserve"> </w:t>
+      </w:r>
+      <w:r>
+        <w:t xml:space="preserve">upgrade must be re-checked by the suite, and a production target would</w:t>
+      </w:r>
+      <w:r>
+        <w:t xml:space="preserve"> </w:t>
+      </w:r>
+      <w:r>
+        <w:t xml:space="preserve">enforce the same rule at the platform level (for example a per-service</w:t>
+      </w:r>
+      <w:r>
+        <w:t xml:space="preserve"> </w:t>
+      </w:r>
+      <w:r>
+        <w:t xml:space="preserve">network policy that allows loopback only). The finding also shows why the</w:t>
+      </w:r>
+      <w:r>
+        <w:t xml:space="preserve"> </w:t>
+      </w:r>
+      <w:r>
+        <w:t xml:space="preserve">check must run where the monitor runs: on the reference VM it had only ever</w:t>
+      </w:r>
+      <w:r>
+        <w:t xml:space="preserve"> </w:t>
+      </w:r>
+      <w:r>
+        <w:t xml:space="preserve">skipped.</w:t>
+      </w:r>
+    </w:p>
+    <w:p>
+      <w:pPr>
+        <w:pStyle w:val="BodyText"/>
+      </w:pPr>
+      <w:r>
+        <w:rPr>
+          <w:bCs/>
           <w:b/>
         </w:rPr>
         <w:t xml:space="preserve">Deviation from CS-3 as written.</w:t>
@@ -3098,15 +3409,15 @@
         <w:t xml:space="preserve">later. Recorded as DD-12 in PULSE-SAD-001.</w:t>
       </w:r>
     </w:p>
+    <w:bookmarkEnd w:id="32"/>
+    <w:bookmarkStart w:id="36" w:name="update-concept-cs-10"/>
     <w:p>
       <w:pPr>
         <w:pStyle w:val="Heading1"/>
       </w:pPr>
-      <w:bookmarkStart w:id="29" w:name="update-concept-cs-10"/>
       <w:r>
         <w:t xml:space="preserve">6. Update concept (CS-10)</w:t>
       </w:r>
-      <w:bookmarkEnd w:id="29"/>
     </w:p>
     <w:p>
       <w:pPr>
@@ -3125,18 +3436,18 @@
           <wp:inline>
             <wp:extent cx="5334000" cy="1741906"/>
             <wp:effectExtent b="0" l="0" r="0" t="0"/>
-            <wp:docPr descr="Update concept: signed package, A/B slot install, health check, automatic rollback." title="" id="1" name="Picture"/>
+            <wp:docPr descr="Update concept: signed package, A/B slot install, health check, automatic rollback." title="" id="34" name="Picture"/>
             <a:graphic>
               <a:graphicData uri="http://schemas.openxmlformats.org/drawingml/2006/picture">
                 <pic:pic>
                   <pic:nvPicPr>
-                    <pic:cNvPr descr="diagrams/update-flow.png" id="0" name="Picture"/>
+                    <pic:cNvPr descr="diagrams/update-flow.png" id="35" name="Picture"/>
                     <pic:cNvPicPr>
                       <a:picLocks noChangeArrowheads="1" noChangeAspect="1"/>
                     </pic:cNvPicPr>
                   </pic:nvPicPr>
                   <pic:blipFill>
-                    <a:blip r:embed="rId30"/>
+                    <a:blip r:embed="rId33"/>
                     <a:stretch>
                       <a:fillRect/>
                     </a:stretch>
@@ -3193,11 +3504,11 @@
     </w:p>
     <w:p>
       <w:pPr>
+        <w:numPr>
+          <w:ilvl w:val="0"/>
+          <w:numId w:val="1001"/>
+        </w:numPr>
         <w:pStyle w:val="Compact"/>
-        <w:numPr>
-          <w:numId w:val="1001"/>
-          <w:ilvl w:val="0"/>
-        </w:numPr>
       </w:pPr>
       <w:r>
         <w:t xml:space="preserve">Package authenticity: every deliverable (Linux bundle, APK, container image) is signed; the target verifies the signature before installation.</w:t>
@@ -3205,11 +3516,11 @@
     </w:p>
     <w:p>
       <w:pPr>
+        <w:numPr>
+          <w:ilvl w:val="0"/>
+          <w:numId w:val="1001"/>
+        </w:numPr>
         <w:pStyle w:val="Compact"/>
-        <w:numPr>
-          <w:numId w:val="1001"/>
-          <w:ilvl w:val="0"/>
-        </w:numPr>
       </w:pPr>
       <w:r>
         <w:t xml:space="preserve">Version identification: the cluster displays and publishes its software version as a VSS attribute so a fleet can be audited.</w:t>
@@ -3217,11 +3528,11 @@
     </w:p>
     <w:p>
       <w:pPr>
+        <w:numPr>
+          <w:ilvl w:val="0"/>
+          <w:numId w:val="1001"/>
+        </w:numPr>
         <w:pStyle w:val="Compact"/>
-        <w:numPr>
-          <w:numId w:val="1001"/>
-          <w:ilvl w:val="0"/>
-        </w:numPr>
       </w:pPr>
       <w:r>
         <w:t xml:space="preserve">Failed update: A/B slots on the Linux target; a failed boot after update reverts to the previous slot automatically; the Android side relies on the platform’s own A/B mechanism.</w:t>
@@ -3229,31 +3540,32 @@
     </w:p>
     <w:p>
       <w:pPr>
+        <w:numPr>
+          <w:ilvl w:val="0"/>
+          <w:numId w:val="1001"/>
+        </w:numPr>
         <w:pStyle w:val="Compact"/>
-        <w:numPr>
-          <w:numId w:val="1001"/>
-          <w:ilvl w:val="0"/>
-        </w:numPr>
       </w:pPr>
       <w:r>
         <w:t xml:space="preserve">Scope of RXSWIN: the cluster, driver monitor and broker configuration form one software identification unit for R156 purposes.</w:t>
       </w:r>
     </w:p>
+    <w:bookmarkEnd w:id="36"/>
+    <w:bookmarkStart w:id="37" w:name="cybersecurity-requirements"/>
     <w:p>
       <w:pPr>
         <w:pStyle w:val="Heading1"/>
       </w:pPr>
-      <w:bookmarkStart w:id="31" w:name="cybersecurity-requirements"/>
       <w:r>
         <w:t xml:space="preserve">7. Cybersecurity requirements</w:t>
       </w:r>
-      <w:bookmarkEnd w:id="31"/>
     </w:p>
     <w:tbl>
       <w:tblPr>
         <w:tblStyle w:val="Table"/>
-        <w:tblW w:type="pct" w:w="5000.0"/>
-        <w:tblLook w:firstRow="1"/>
+        <w:tblW w:type="pct" w:w="5000"/>
+        <w:tblLook w:firstRow="1" w:lastRow="0" w:firstColumn="0" w:lastColumn="0" w:noHBand="0" w:noVBand="0" w:val="0020"/>
+        <w:jc w:val="start"/>
       </w:tblPr>
       <w:tblGrid>
         <w:gridCol w:w="554"/>
@@ -3264,15 +3576,10 @@
       </w:tblGrid>
       <w:tr>
         <w:trPr>
-          <w:cnfStyle w:firstRow="1"/>
+          <w:tblHeader w:val="true"/>
         </w:trPr>
         <w:tc>
-          <w:tcPr>
-            <w:tcBorders>
-              <w:bottom w:val="single"/>
-            </w:tcBorders>
-            <w:vAlign w:val="bottom"/>
-          </w:tcPr>
+          <w:tcPr/>
           <w:p>
             <w:pPr>
               <w:pStyle w:val="Compact"/>
@@ -3284,12 +3591,7 @@
           </w:p>
         </w:tc>
         <w:tc>
-          <w:tcPr>
-            <w:tcBorders>
-              <w:bottom w:val="single"/>
-            </w:tcBorders>
-            <w:vAlign w:val="bottom"/>
-          </w:tcPr>
+          <w:tcPr/>
           <w:p>
             <w:pPr>
               <w:pStyle w:val="Compact"/>
@@ -3301,12 +3603,7 @@
           </w:p>
         </w:tc>
         <w:tc>
-          <w:tcPr>
-            <w:tcBorders>
-              <w:bottom w:val="single"/>
-            </w:tcBorders>
-            <w:vAlign w:val="bottom"/>
-          </w:tcPr>
+          <w:tcPr/>
           <w:p>
             <w:pPr>
               <w:pStyle w:val="Compact"/>
@@ -3318,12 +3615,7 @@
           </w:p>
         </w:tc>
         <w:tc>
-          <w:tcPr>
-            <w:tcBorders>
-              <w:bottom w:val="single"/>
-            </w:tcBorders>
-            <w:vAlign w:val="bottom"/>
-          </w:tcPr>
+          <w:tcPr/>
           <w:p>
             <w:pPr>
               <w:pStyle w:val="Compact"/>
@@ -3335,12 +3627,7 @@
           </w:p>
         </w:tc>
         <w:tc>
-          <w:tcPr>
-            <w:tcBorders>
-              <w:bottom w:val="single"/>
-            </w:tcBorders>
-            <w:vAlign w:val="bottom"/>
-          </w:tcPr>
+          <w:tcPr/>
           <w:p>
             <w:pPr>
               <w:pStyle w:val="Compact"/>
@@ -3354,6 +3641,7 @@
       </w:tr>
       <w:tr>
         <w:tc>
+          <w:tcPr/>
           <w:p>
             <w:pPr>
               <w:pStyle w:val="Compact"/>
@@ -3365,6 +3653,7 @@
           </w:p>
         </w:tc>
         <w:tc>
+          <w:tcPr/>
           <w:p>
             <w:pPr>
               <w:pStyle w:val="Compact"/>
@@ -3376,6 +3665,7 @@
           </w:p>
         </w:tc>
         <w:tc>
+          <w:tcPr/>
           <w:p>
             <w:pPr>
               <w:pStyle w:val="Compact"/>
@@ -3387,6 +3677,7 @@
           </w:p>
         </w:tc>
         <w:tc>
+          <w:tcPr/>
           <w:p>
             <w:pPr>
               <w:pStyle w:val="Compact"/>
@@ -3398,6 +3689,7 @@
           </w:p>
         </w:tc>
         <w:tc>
+          <w:tcPr/>
           <w:p>
             <w:pPr>
               <w:pStyle w:val="Compact"/>
@@ -3411,6 +3703,7 @@
       </w:tr>
       <w:tr>
         <w:tc>
+          <w:tcPr/>
           <w:p>
             <w:pPr>
               <w:pStyle w:val="Compact"/>
@@ -3422,6 +3715,7 @@
           </w:p>
         </w:tc>
         <w:tc>
+          <w:tcPr/>
           <w:p>
             <w:pPr>
               <w:pStyle w:val="Compact"/>
@@ -3433,6 +3727,7 @@
           </w:p>
         </w:tc>
         <w:tc>
+          <w:tcPr/>
           <w:p>
             <w:pPr>
               <w:pStyle w:val="Compact"/>
@@ -3444,6 +3739,7 @@
           </w:p>
         </w:tc>
         <w:tc>
+          <w:tcPr/>
           <w:p>
             <w:pPr>
               <w:pStyle w:val="Compact"/>
@@ -3455,6 +3751,7 @@
           </w:p>
         </w:tc>
         <w:tc>
+          <w:tcPr/>
           <w:p>
             <w:pPr>
               <w:pStyle w:val="Compact"/>
@@ -3468,6 +3765,7 @@
       </w:tr>
       <w:tr>
         <w:tc>
+          <w:tcPr/>
           <w:p>
             <w:pPr>
               <w:pStyle w:val="Compact"/>
@@ -3479,6 +3777,7 @@
           </w:p>
         </w:tc>
         <w:tc>
+          <w:tcPr/>
           <w:p>
             <w:pPr>
               <w:pStyle w:val="Compact"/>
@@ -3490,6 +3789,7 @@
           </w:p>
         </w:tc>
         <w:tc>
+          <w:tcPr/>
           <w:p>
             <w:pPr>
               <w:pStyle w:val="Compact"/>
@@ -3501,6 +3801,7 @@
           </w:p>
         </w:tc>
         <w:tc>
+          <w:tcPr/>
           <w:p>
             <w:pPr>
               <w:pStyle w:val="Compact"/>
@@ -3512,6 +3813,7 @@
           </w:p>
         </w:tc>
         <w:tc>
+          <w:tcPr/>
           <w:p>
             <w:pPr>
               <w:pStyle w:val="Compact"/>
@@ -3564,6 +3866,7 @@
       </w:tr>
       <w:tr>
         <w:tc>
+          <w:tcPr/>
           <w:p>
             <w:pPr>
               <w:pStyle w:val="Compact"/>
@@ -3575,6 +3878,7 @@
           </w:p>
         </w:tc>
         <w:tc>
+          <w:tcPr/>
           <w:p>
             <w:pPr>
               <w:pStyle w:val="Compact"/>
@@ -3586,6 +3890,7 @@
           </w:p>
         </w:tc>
         <w:tc>
+          <w:tcPr/>
           <w:p>
             <w:pPr>
               <w:pStyle w:val="Compact"/>
@@ -3597,6 +3902,7 @@
           </w:p>
         </w:tc>
         <w:tc>
+          <w:tcPr/>
           <w:p>
             <w:pPr>
               <w:pStyle w:val="Compact"/>
@@ -3608,6 +3914,7 @@
           </w:p>
         </w:tc>
         <w:tc>
+          <w:tcPr/>
           <w:p>
             <w:pPr>
               <w:pStyle w:val="Compact"/>
@@ -3648,6 +3955,7 @@
       </w:tr>
       <w:tr>
         <w:tc>
+          <w:tcPr/>
           <w:p>
             <w:pPr>
               <w:pStyle w:val="Compact"/>
@@ -3659,6 +3967,7 @@
           </w:p>
         </w:tc>
         <w:tc>
+          <w:tcPr/>
           <w:p>
             <w:pPr>
               <w:pStyle w:val="Compact"/>
@@ -3670,6 +3979,7 @@
           </w:p>
         </w:tc>
         <w:tc>
+          <w:tcPr/>
           <w:p>
             <w:pPr>
               <w:pStyle w:val="Compact"/>
@@ -3681,6 +3991,7 @@
           </w:p>
         </w:tc>
         <w:tc>
+          <w:tcPr/>
           <w:p>
             <w:pPr>
               <w:pStyle w:val="Compact"/>
@@ -3692,6 +4003,7 @@
           </w:p>
         </w:tc>
         <w:tc>
+          <w:tcPr/>
           <w:p>
             <w:pPr>
               <w:pStyle w:val="Compact"/>
@@ -3741,6 +4053,7 @@
       </w:tr>
       <w:tr>
         <w:tc>
+          <w:tcPr/>
           <w:p>
             <w:pPr>
               <w:pStyle w:val="Compact"/>
@@ -3752,6 +4065,7 @@
           </w:p>
         </w:tc>
         <w:tc>
+          <w:tcPr/>
           <w:p>
             <w:pPr>
               <w:pStyle w:val="Compact"/>
@@ -3763,6 +4077,7 @@
           </w:p>
         </w:tc>
         <w:tc>
+          <w:tcPr/>
           <w:p>
             <w:pPr>
               <w:pStyle w:val="Compact"/>
@@ -3774,17 +4089,19 @@
           </w:p>
         </w:tc>
         <w:tc>
-          <w:p>
-            <w:pPr>
-              <w:pStyle w:val="Compact"/>
-              <w:jc w:val="left"/>
-            </w:pPr>
-            <w:r>
-              <w:t xml:space="preserve">Partial</w:t>
-            </w:r>
-          </w:p>
-        </w:tc>
-        <w:tc>
+          <w:tcPr/>
+          <w:p>
+            <w:pPr>
+              <w:pStyle w:val="Compact"/>
+              <w:jc w:val="left"/>
+            </w:pPr>
+            <w:r>
+              <w:t xml:space="preserve">Implemented</w:t>
+            </w:r>
+          </w:p>
+        </w:tc>
+        <w:tc>
+          <w:tcPr/>
           <w:p>
             <w:pPr>
               <w:pStyle w:val="Compact"/>
@@ -3815,13 +4132,14 @@
               <w:t xml:space="preserve"> </w:t>
             </w:r>
             <w:r>
-              <w:t xml:space="preserve">traces every file and socket call for 12 s; it needs a CPU with AVX to run the monitor, so it skips on the reference VM and runs in CI</w:t>
-            </w:r>
-          </w:p>
-        </w:tc>
-      </w:tr>
-      <w:tr>
-        <w:tc>
+              <w:t xml:space="preserve">traces every file and socket call for 12 s. Its first run with the monitor actually executing (2 October, a host with AVX) found the MediaPipe usage logger described in section 5; with that held on the host the check passes: no file left behind, no socket except the broker</w:t>
+            </w:r>
+          </w:p>
+        </w:tc>
+      </w:tr>
+      <w:tr>
+        <w:tc>
+          <w:tcPr/>
           <w:p>
             <w:pPr>
               <w:pStyle w:val="Compact"/>
@@ -3833,6 +4151,7 @@
           </w:p>
         </w:tc>
         <w:tc>
+          <w:tcPr/>
           <w:p>
             <w:pPr>
               <w:pStyle w:val="Compact"/>
@@ -3844,6 +4163,7 @@
           </w:p>
         </w:tc>
         <w:tc>
+          <w:tcPr/>
           <w:p>
             <w:pPr>
               <w:pStyle w:val="Compact"/>
@@ -3855,6 +4175,7 @@
           </w:p>
         </w:tc>
         <w:tc>
+          <w:tcPr/>
           <w:p>
             <w:pPr>
               <w:pStyle w:val="Compact"/>
@@ -3866,6 +4187,7 @@
           </w:p>
         </w:tc>
         <w:tc>
+          <w:tcPr/>
           <w:p>
             <w:pPr>
               <w:pStyle w:val="Compact"/>
@@ -3879,6 +4201,7 @@
       </w:tr>
       <w:tr>
         <w:tc>
+          <w:tcPr/>
           <w:p>
             <w:pPr>
               <w:pStyle w:val="Compact"/>
@@ -3890,6 +4213,7 @@
           </w:p>
         </w:tc>
         <w:tc>
+          <w:tcPr/>
           <w:p>
             <w:pPr>
               <w:pStyle w:val="Compact"/>
@@ -3901,6 +4225,7 @@
           </w:p>
         </w:tc>
         <w:tc>
+          <w:tcPr/>
           <w:p>
             <w:pPr>
               <w:pStyle w:val="Compact"/>
@@ -3912,6 +4237,7 @@
           </w:p>
         </w:tc>
         <w:tc>
+          <w:tcPr/>
           <w:p>
             <w:pPr>
               <w:pStyle w:val="Compact"/>
@@ -3923,6 +4249,7 @@
           </w:p>
         </w:tc>
         <w:tc>
+          <w:tcPr/>
           <w:p>
             <w:pPr>
               <w:pStyle w:val="Compact"/>
@@ -3960,6 +4287,7 @@
       </w:tr>
       <w:tr>
         <w:tc>
+          <w:tcPr/>
           <w:p>
             <w:pPr>
               <w:pStyle w:val="Compact"/>
@@ -3971,6 +4299,7 @@
           </w:p>
         </w:tc>
         <w:tc>
+          <w:tcPr/>
           <w:p>
             <w:pPr>
               <w:pStyle w:val="Compact"/>
@@ -3982,6 +4311,7 @@
           </w:p>
         </w:tc>
         <w:tc>
+          <w:tcPr/>
           <w:p>
             <w:pPr>
               <w:pStyle w:val="Compact"/>
@@ -3993,6 +4323,7 @@
           </w:p>
         </w:tc>
         <w:tc>
+          <w:tcPr/>
           <w:p>
             <w:pPr>
               <w:pStyle w:val="Compact"/>
@@ -4004,6 +4335,7 @@
           </w:p>
         </w:tc>
         <w:tc>
+          <w:tcPr/>
           <w:p>
             <w:pPr>
               <w:pStyle w:val="Compact"/>
@@ -4044,6 +4376,7 @@
       </w:tr>
       <w:tr>
         <w:tc>
+          <w:tcPr/>
           <w:p>
             <w:pPr>
               <w:pStyle w:val="Compact"/>
@@ -4055,6 +4388,7 @@
           </w:p>
         </w:tc>
         <w:tc>
+          <w:tcPr/>
           <w:p>
             <w:pPr>
               <w:pStyle w:val="Compact"/>
@@ -4066,6 +4400,7 @@
           </w:p>
         </w:tc>
         <w:tc>
+          <w:tcPr/>
           <w:p>
             <w:pPr>
               <w:pStyle w:val="Compact"/>
@@ -4077,6 +4412,7 @@
           </w:p>
         </w:tc>
         <w:tc>
+          <w:tcPr/>
           <w:p>
             <w:pPr>
               <w:pStyle w:val="Compact"/>
@@ -4088,6 +4424,7 @@
           </w:p>
         </w:tc>
         <w:tc>
+          <w:tcPr/>
           <w:p>
             <w:pPr>
               <w:pStyle w:val="Compact"/>
@@ -4101,6 +4438,7 @@
       </w:tr>
       <w:tr>
         <w:tc>
+          <w:tcPr/>
           <w:p>
             <w:pPr>
               <w:pStyle w:val="Compact"/>
@@ -4112,6 +4450,7 @@
           </w:p>
         </w:tc>
         <w:tc>
+          <w:tcPr/>
           <w:p>
             <w:pPr>
               <w:pStyle w:val="Compact"/>
@@ -4123,6 +4462,7 @@
           </w:p>
         </w:tc>
         <w:tc>
+          <w:tcPr/>
           <w:p>
             <w:pPr>
               <w:pStyle w:val="Compact"/>
@@ -4134,6 +4474,7 @@
           </w:p>
         </w:tc>
         <w:tc>
+          <w:tcPr/>
           <w:p>
             <w:pPr>
               <w:pStyle w:val="Compact"/>
@@ -4145,6 +4486,7 @@
           </w:p>
         </w:tc>
         <w:tc>
+          <w:tcPr/>
           <w:p>
             <w:pPr>
               <w:pStyle w:val="Compact"/>
@@ -4181,15 +4523,15 @@
         </w:tc>
       </w:tr>
     </w:tbl>
+    <w:bookmarkEnd w:id="37"/>
+    <w:bookmarkStart w:id="38" w:name="Xf39a998eb0c6437c679d982127773ca4a8ade0e"/>
     <w:p>
       <w:pPr>
         <w:pStyle w:val="Heading1"/>
       </w:pPr>
-      <w:bookmarkStart w:id="32" w:name="Xf39a998eb0c6437c679d982127773ca4a8ade0e"/>
       <w:r>
         <w:t xml:space="preserve">8. Verification in the regression suite (CS-11)</w:t>
       </w:r>
-      <w:bookmarkEnd w:id="32"/>
     </w:p>
     <w:p>
       <w:pPr>
@@ -4202,8 +4544,9 @@
     <w:tbl>
       <w:tblPr>
         <w:tblStyle w:val="Table"/>
-        <w:tblW w:type="pct" w:w="5000.0"/>
-        <w:tblLook w:firstRow="1"/>
+        <w:tblW w:type="pct" w:w="5000"/>
+        <w:tblLook w:firstRow="1" w:lastRow="0" w:firstColumn="0" w:lastColumn="0" w:noHBand="0" w:noVBand="0" w:val="0020"/>
+        <w:jc w:val="start"/>
       </w:tblPr>
       <w:tblGrid>
         <w:gridCol w:w="1453"/>
@@ -4212,15 +4555,10 @@
       </w:tblGrid>
       <w:tr>
         <w:trPr>
-          <w:cnfStyle w:firstRow="1"/>
+          <w:tblHeader w:val="true"/>
         </w:trPr>
         <w:tc>
-          <w:tcPr>
-            <w:tcBorders>
-              <w:bottom w:val="single"/>
-            </w:tcBorders>
-            <w:vAlign w:val="bottom"/>
-          </w:tcPr>
+          <w:tcPr/>
           <w:p>
             <w:pPr>
               <w:pStyle w:val="Compact"/>
@@ -4232,12 +4570,7 @@
           </w:p>
         </w:tc>
         <w:tc>
-          <w:tcPr>
-            <w:tcBorders>
-              <w:bottom w:val="single"/>
-            </w:tcBorders>
-            <w:vAlign w:val="bottom"/>
-          </w:tcPr>
+          <w:tcPr/>
           <w:p>
             <w:pPr>
               <w:pStyle w:val="Compact"/>
@@ -4249,12 +4582,7 @@
           </w:p>
         </w:tc>
         <w:tc>
-          <w:tcPr>
-            <w:tcBorders>
-              <w:bottom w:val="single"/>
-            </w:tcBorders>
-            <w:vAlign w:val="bottom"/>
-          </w:tcPr>
+          <w:tcPr/>
           <w:p>
             <w:pPr>
               <w:pStyle w:val="Compact"/>
@@ -4268,6 +4596,7 @@
       </w:tr>
       <w:tr>
         <w:tc>
+          <w:tcPr/>
           <w:p>
             <w:pPr>
               <w:pStyle w:val="Compact"/>
@@ -4279,6 +4608,7 @@
           </w:p>
         </w:tc>
         <w:tc>
+          <w:tcPr/>
           <w:p>
             <w:pPr>
               <w:pStyle w:val="Compact"/>
@@ -4290,6 +4620,7 @@
           </w:p>
         </w:tc>
         <w:tc>
+          <w:tcPr/>
           <w:p>
             <w:pPr>
               <w:pStyle w:val="Compact"/>
@@ -4303,6 +4634,7 @@
       </w:tr>
       <w:tr>
         <w:tc>
+          <w:tcPr/>
           <w:p>
             <w:pPr>
               <w:pStyle w:val="Compact"/>
@@ -4314,6 +4646,7 @@
           </w:p>
         </w:tc>
         <w:tc>
+          <w:tcPr/>
           <w:p>
             <w:pPr>
               <w:pStyle w:val="Compact"/>
@@ -4325,6 +4658,7 @@
           </w:p>
         </w:tc>
         <w:tc>
+          <w:tcPr/>
           <w:p>
             <w:pPr>
               <w:pStyle w:val="Compact"/>
@@ -4338,6 +4672,7 @@
       </w:tr>
       <w:tr>
         <w:tc>
+          <w:tcPr/>
           <w:p>
             <w:pPr>
               <w:pStyle w:val="Compact"/>
@@ -4349,6 +4684,7 @@
           </w:p>
         </w:tc>
         <w:tc>
+          <w:tcPr/>
           <w:p>
             <w:pPr>
               <w:pStyle w:val="Compact"/>
@@ -4360,6 +4696,7 @@
           </w:p>
         </w:tc>
         <w:tc>
+          <w:tcPr/>
           <w:p>
             <w:pPr>
               <w:pStyle w:val="Compact"/>
@@ -4373,6 +4710,7 @@
       </w:tr>
       <w:tr>
         <w:tc>
+          <w:tcPr/>
           <w:p>
             <w:pPr>
               <w:pStyle w:val="Compact"/>
@@ -4384,6 +4722,7 @@
           </w:p>
         </w:tc>
         <w:tc>
+          <w:tcPr/>
           <w:p>
             <w:pPr>
               <w:pStyle w:val="Compact"/>
@@ -4395,6 +4734,7 @@
           </w:p>
         </w:tc>
         <w:tc>
+          <w:tcPr/>
           <w:p>
             <w:pPr>
               <w:pStyle w:val="Compact"/>
@@ -4408,6 +4748,7 @@
       </w:tr>
       <w:tr>
         <w:tc>
+          <w:tcPr/>
           <w:p>
             <w:pPr>
               <w:pStyle w:val="Compact"/>
@@ -4419,6 +4760,7 @@
           </w:p>
         </w:tc>
         <w:tc>
+          <w:tcPr/>
           <w:p>
             <w:pPr>
               <w:pStyle w:val="Compact"/>
@@ -4430,6 +4772,7 @@
           </w:p>
         </w:tc>
         <w:tc>
+          <w:tcPr/>
           <w:p>
             <w:pPr>
               <w:pStyle w:val="Compact"/>
@@ -4443,6 +4786,7 @@
       </w:tr>
       <w:tr>
         <w:tc>
+          <w:tcPr/>
           <w:p>
             <w:pPr>
               <w:pStyle w:val="Compact"/>
@@ -4454,6 +4798,7 @@
           </w:p>
         </w:tc>
         <w:tc>
+          <w:tcPr/>
           <w:p>
             <w:pPr>
               <w:pStyle w:val="Compact"/>
@@ -4474,6 +4819,7 @@
           </w:p>
         </w:tc>
         <w:tc>
+          <w:tcPr/>
           <w:p>
             <w:pPr>
               <w:pStyle w:val="Compact"/>
@@ -4487,6 +4833,7 @@
       </w:tr>
       <w:tr>
         <w:tc>
+          <w:tcPr/>
           <w:p>
             <w:pPr>
               <w:pStyle w:val="Compact"/>
@@ -4498,6 +4845,7 @@
           </w:p>
         </w:tc>
         <w:tc>
+          <w:tcPr/>
           <w:p>
             <w:pPr>
               <w:pStyle w:val="Compact"/>
@@ -4518,6 +4866,7 @@
           </w:p>
         </w:tc>
         <w:tc>
+          <w:tcPr/>
           <w:p>
             <w:pPr>
               <w:pStyle w:val="Compact"/>
@@ -4531,6 +4880,7 @@
       </w:tr>
       <w:tr>
         <w:tc>
+          <w:tcPr/>
           <w:p>
             <w:pPr>
               <w:pStyle w:val="Compact"/>
@@ -4542,6 +4892,7 @@
           </w:p>
         </w:tc>
         <w:tc>
+          <w:tcPr/>
           <w:p>
             <w:pPr>
               <w:pStyle w:val="Compact"/>
@@ -4562,6 +4913,7 @@
           </w:p>
         </w:tc>
         <w:tc>
+          <w:tcPr/>
           <w:p>
             <w:pPr>
               <w:pStyle w:val="Compact"/>
@@ -4574,6 +4926,7 @@
         </w:tc>
       </w:tr>
     </w:tbl>
+    <w:bookmarkEnd w:id="38"/>
     <w:sectPr/>
   </w:body>
 </w:document>
@@ -4605,17 +4958,14 @@
 <file path=word/numbering.xml><?xml version="1.0" encoding="utf-8"?>
 <w:numbering xmlns:w="http://schemas.openxmlformats.org/wordprocessingml/2006/main">
   <w:abstractNum w:abstractNumId="990">
-    <w:nsid w:val="170cd2de"/>
+    <w:nsid w:val="A990"/>
     <w:multiLevelType w:val="multilevel"/>
     <w:lvl w:ilvl="0">
       <w:numFmt w:val="bullet"/>
       <w:lvlText w:val=" "/>
       <w:lvlJc w:val="left"/>
       <w:pPr>
-        <w:tabs>
-          <w:tab w:val="num" w:pos="0"/>
-        </w:tabs>
-        <w:ind w:left="480" w:hanging="480"/>
+        <w:ind w:left="720" w:hanging="480"/>
       </w:pPr>
     </w:lvl>
     <w:lvl w:ilvl="1">
@@ -4623,10 +4973,7 @@
       <w:lvlText w:val=" "/>
       <w:lvlJc w:val="left"/>
       <w:pPr>
-        <w:tabs>
-          <w:tab w:val="num" w:pos="720"/>
-        </w:tabs>
-        <w:ind w:left="1200" w:hanging="480"/>
+        <w:ind w:left="1440" w:hanging="480"/>
       </w:pPr>
     </w:lvl>
     <w:lvl w:ilvl="2">
@@ -4634,10 +4981,7 @@
       <w:lvlText w:val=" "/>
       <w:lvlJc w:val="left"/>
       <w:pPr>
-        <w:tabs>
-          <w:tab w:val="num" w:pos="1440"/>
-        </w:tabs>
-        <w:ind w:left="1920" w:hanging="480"/>
+        <w:ind w:left="2160" w:hanging="480"/>
       </w:pPr>
     </w:lvl>
     <w:lvl w:ilvl="3">
@@ -4645,10 +4989,7 @@
       <w:lvlText w:val=" "/>
       <w:lvlJc w:val="left"/>
       <w:pPr>
-        <w:tabs>
-          <w:tab w:val="num" w:pos="2160"/>
-        </w:tabs>
-        <w:ind w:left="2640" w:hanging="480"/>
+        <w:ind w:left="2880" w:hanging="480"/>
       </w:pPr>
     </w:lvl>
     <w:lvl w:ilvl="4">
@@ -4656,10 +4997,7 @@
       <w:lvlText w:val=" "/>
       <w:lvlJc w:val="left"/>
       <w:pPr>
-        <w:tabs>
-          <w:tab w:val="num" w:pos="2880"/>
-        </w:tabs>
-        <w:ind w:left="3360" w:hanging="480"/>
+        <w:ind w:left="3600" w:hanging="480"/>
       </w:pPr>
     </w:lvl>
     <w:lvl w:ilvl="5">
@@ -4667,10 +5005,7 @@
       <w:lvlText w:val=" "/>
       <w:lvlJc w:val="left"/>
       <w:pPr>
-        <w:tabs>
-          <w:tab w:val="num" w:pos="3600"/>
-        </w:tabs>
-        <w:ind w:left="4080" w:hanging="480"/>
+        <w:ind w:left="4320" w:hanging="480"/>
       </w:pPr>
     </w:lvl>
     <w:lvl w:ilvl="6">
@@ -4678,10 +5013,7 @@
       <w:lvlText w:val=" "/>
       <w:lvlJc w:val="left"/>
       <w:pPr>
-        <w:tabs>
-          <w:tab w:val="num" w:pos="4320"/>
-        </w:tabs>
-        <w:ind w:left="4800" w:hanging="480"/>
+        <w:ind w:left="5040" w:hanging="480"/>
       </w:pPr>
     </w:lvl>
     <w:lvl w:ilvl="7">
@@ -4689,10 +5021,7 @@
       <w:lvlText w:val=" "/>
       <w:lvlJc w:val="left"/>
       <w:pPr>
-        <w:tabs>
-          <w:tab w:val="num" w:pos="5040"/>
-        </w:tabs>
-        <w:ind w:left="5520" w:hanging="480"/>
+        <w:ind w:left="5760" w:hanging="480"/>
       </w:pPr>
     </w:lvl>
     <w:lvl w:ilvl="8">
@@ -4700,128 +5029,19 @@
       <w:lvlText w:val=" "/>
       <w:lvlJc w:val="left"/>
       <w:pPr>
-        <w:tabs>
-          <w:tab w:val="num" w:pos="5760"/>
-        </w:tabs>
-        <w:ind w:left="6240" w:hanging="480"/>
-      </w:pPr>
-    </w:lvl>
-  </w:abstractNum>
-  <w:abstractNum w:abstractNumId="990">
-    <w:nsid w:val="2c1ae401"/>
-    <w:multiLevelType w:val="multilevel"/>
-    <w:lvl w:ilvl="0">
-      <w:numFmt w:val="bullet"/>
-      <w:lvlText w:val=" "/>
-      <w:lvlJc w:val="left"/>
-      <w:pPr>
-        <w:tabs>
-          <w:tab w:val="num" w:pos="0"/>
-        </w:tabs>
-        <w:ind w:left="480" w:hanging="480"/>
-      </w:pPr>
-    </w:lvl>
-    <w:lvl w:ilvl="1">
-      <w:numFmt w:val="bullet"/>
-      <w:lvlText w:val=" "/>
-      <w:lvlJc w:val="left"/>
-      <w:pPr>
-        <w:tabs>
-          <w:tab w:val="num" w:pos="720"/>
-        </w:tabs>
-        <w:ind w:left="1200" w:hanging="480"/>
-      </w:pPr>
-    </w:lvl>
-    <w:lvl w:ilvl="2">
-      <w:numFmt w:val="bullet"/>
-      <w:lvlText w:val=" "/>
-      <w:lvlJc w:val="left"/>
-      <w:pPr>
-        <w:tabs>
-          <w:tab w:val="num" w:pos="1440"/>
-        </w:tabs>
-        <w:ind w:left="1920" w:hanging="480"/>
-      </w:pPr>
-    </w:lvl>
-    <w:lvl w:ilvl="3">
-      <w:numFmt w:val="bullet"/>
-      <w:lvlText w:val=" "/>
-      <w:lvlJc w:val="left"/>
-      <w:pPr>
-        <w:tabs>
-          <w:tab w:val="num" w:pos="2160"/>
-        </w:tabs>
-        <w:ind w:left="2640" w:hanging="480"/>
-      </w:pPr>
-    </w:lvl>
-    <w:lvl w:ilvl="4">
-      <w:numFmt w:val="bullet"/>
-      <w:lvlText w:val=" "/>
-      <w:lvlJc w:val="left"/>
-      <w:pPr>
-        <w:tabs>
-          <w:tab w:val="num" w:pos="2880"/>
-        </w:tabs>
-        <w:ind w:left="3360" w:hanging="480"/>
-      </w:pPr>
-    </w:lvl>
-    <w:lvl w:ilvl="5">
-      <w:numFmt w:val="bullet"/>
-      <w:lvlText w:val=" "/>
-      <w:lvlJc w:val="left"/>
-      <w:pPr>
-        <w:tabs>
-          <w:tab w:val="num" w:pos="3600"/>
-        </w:tabs>
-        <w:ind w:left="4080" w:hanging="480"/>
-      </w:pPr>
-    </w:lvl>
-    <w:lvl w:ilvl="6">
-      <w:numFmt w:val="bullet"/>
-      <w:lvlText w:val=" "/>
-      <w:lvlJc w:val="left"/>
-      <w:pPr>
-        <w:tabs>
-          <w:tab w:val="num" w:pos="4320"/>
-        </w:tabs>
-        <w:ind w:left="4800" w:hanging="480"/>
-      </w:pPr>
-    </w:lvl>
-    <w:lvl w:ilvl="7">
-      <w:numFmt w:val="bullet"/>
-      <w:lvlText w:val=" "/>
-      <w:lvlJc w:val="left"/>
-      <w:pPr>
-        <w:tabs>
-          <w:tab w:val="num" w:pos="5040"/>
-        </w:tabs>
-        <w:ind w:left="5520" w:hanging="480"/>
-      </w:pPr>
-    </w:lvl>
-    <w:lvl w:ilvl="8">
-      <w:numFmt w:val="bullet"/>
-      <w:lvlText w:val=" "/>
-      <w:lvlJc w:val="left"/>
-      <w:pPr>
-        <w:tabs>
-          <w:tab w:val="num" w:pos="5760"/>
-        </w:tabs>
-        <w:ind w:left="6240" w:hanging="480"/>
+        <w:ind w:left="6480" w:hanging="480"/>
       </w:pPr>
     </w:lvl>
   </w:abstractNum>
   <w:abstractNum w:abstractNumId="991">
-    <w:nsid w:val="ea454b4c"/>
+    <w:nsid w:val="A991"/>
     <w:multiLevelType w:val="multilevel"/>
     <w:lvl w:ilvl="0">
       <w:numFmt w:val="bullet"/>
       <w:lvlText w:val="•"/>
       <w:lvlJc w:val="left"/>
       <w:pPr>
-        <w:tabs>
-          <w:tab w:val="num" w:pos="0"/>
-        </w:tabs>
-        <w:ind w:left="480" w:hanging="480"/>
+        <w:ind w:left="720" w:hanging="480"/>
       </w:pPr>
     </w:lvl>
     <w:lvl w:ilvl="1">
@@ -4829,10 +5049,7 @@
       <w:lvlText w:val="–"/>
       <w:lvlJc w:val="left"/>
       <w:pPr>
-        <w:tabs>
-          <w:tab w:val="num" w:pos="720"/>
-        </w:tabs>
-        <w:ind w:left="1200" w:hanging="480"/>
+        <w:ind w:left="1440" w:hanging="480"/>
       </w:pPr>
     </w:lvl>
     <w:lvl w:ilvl="2">
@@ -4840,10 +5057,7 @@
       <w:lvlText w:val="•"/>
       <w:lvlJc w:val="left"/>
       <w:pPr>
-        <w:tabs>
-          <w:tab w:val="num" w:pos="1440"/>
-        </w:tabs>
-        <w:ind w:left="1920" w:hanging="480"/>
+        <w:ind w:left="2160" w:hanging="480"/>
       </w:pPr>
     </w:lvl>
     <w:lvl w:ilvl="3">
@@ -4851,10 +5065,7 @@
       <w:lvlText w:val="–"/>
       <w:lvlJc w:val="left"/>
       <w:pPr>
-        <w:tabs>
-          <w:tab w:val="num" w:pos="2160"/>
-        </w:tabs>
-        <w:ind w:left="2640" w:hanging="480"/>
+        <w:ind w:left="2880" w:hanging="480"/>
       </w:pPr>
     </w:lvl>
     <w:lvl w:ilvl="4">
@@ -4862,10 +5073,7 @@
       <w:lvlText w:val="•"/>
       <w:lvlJc w:val="left"/>
       <w:pPr>
-        <w:tabs>
-          <w:tab w:val="num" w:pos="2880"/>
-        </w:tabs>
-        <w:ind w:left="3360" w:hanging="480"/>
+        <w:ind w:left="3600" w:hanging="480"/>
       </w:pPr>
     </w:lvl>
     <w:lvl w:ilvl="5">
@@ -4873,10 +5081,7 @@
       <w:lvlText w:val="–"/>
       <w:lvlJc w:val="left"/>
       <w:pPr>
-        <w:tabs>
-          <w:tab w:val="num" w:pos="3600"/>
-        </w:tabs>
-        <w:ind w:left="4080" w:hanging="480"/>
+        <w:ind w:left="4320" w:hanging="480"/>
       </w:pPr>
     </w:lvl>
     <w:lvl w:ilvl="6">
@@ -4884,10 +5089,7 @@
       <w:lvlText w:val="•"/>
       <w:lvlJc w:val="left"/>
       <w:pPr>
-        <w:tabs>
-          <w:tab w:val="num" w:pos="4320"/>
-        </w:tabs>
-        <w:ind w:left="4800" w:hanging="480"/>
+        <w:ind w:left="5040" w:hanging="480"/>
       </w:pPr>
     </w:lvl>
     <w:lvl w:ilvl="7">
@@ -4895,10 +5097,7 @@
       <w:lvlText w:val="–"/>
       <w:lvlJc w:val="left"/>
       <w:pPr>
-        <w:tabs>
-          <w:tab w:val="num" w:pos="5040"/>
-        </w:tabs>
-        <w:ind w:left="5520" w:hanging="480"/>
+        <w:ind w:left="5760" w:hanging="480"/>
       </w:pPr>
     </w:lvl>
     <w:lvl w:ilvl="8">
@@ -4906,16 +5105,10 @@
       <w:lvlText w:val="•"/>
       <w:lvlJc w:val="left"/>
       <w:pPr>
-        <w:tabs>
-          <w:tab w:val="num" w:pos="5760"/>
-        </w:tabs>
-        <w:ind w:left="6240" w:hanging="480"/>
+        <w:ind w:left="6480" w:hanging="480"/>
       </w:pPr>
     </w:lvl>
   </w:abstractNum>
-  <w:num w:numId="1000">
-    <w:abstractNumId w:val="990"/>
-  </w:num>
   <w:num w:numId="1000">
     <w:abstractNumId w:val="990"/>
   </w:num>
@@ -4930,10 +5123,10 @@
   <w:docDefaults>
     <w:rPrDefault>
       <w:rPr>
-        <w:rFonts w:asciiTheme="minorHAnsi" w:eastAsiaTheme="minorHAnsi" w:hAnsiTheme="minorHAnsi" w:cstheme="minorBidi"/>
+        <w:rFonts w:asciiTheme="minorHAnsi" w:cstheme="minorBidi" w:eastAsiaTheme="minorHAnsi" w:hAnsiTheme="minorHAnsi"/>
         <w:sz w:val="24"/>
         <w:szCs w:val="24"/>
-        <w:lang w:val="en-US" w:eastAsia="en-US" w:bidi="ar-SA"/>
+        <w:lang w:bidi="ar-SA" w:eastAsia="en-US" w:val="en-US"/>
       </w:rPr>
     </w:rPrDefault>
     <w:pPrDefault>
@@ -4942,35 +5135,35 @@
       </w:pPr>
     </w:pPrDefault>
   </w:docDefaults>
-  <w:latentStyles w:defLockedState="0" w:defUIPriority="0" w:defSemiHidden="0" w:defUnhideWhenUsed="0" w:defQFormat="0" w:count="276"/>
-  <w:style w:type="paragraph" w:default="1" w:styleId="Normal">
+  <w:latentStyles w:count="276" w:defLockedState="0" w:defQFormat="0" w:defSemiHidden="0" w:defUIPriority="0" w:defUnhideWhenUsed="0"/>
+  <w:style w:default="1" w:styleId="Normal" w:type="paragraph">
     <w:name w:val="Normal"/>
     <w:qFormat/>
   </w:style>
-  <w:style w:type="paragraph" w:styleId="BodyText">
+  <w:style w:styleId="BodyText" w:type="paragraph">
     <w:name w:val="Body Text"/>
     <w:basedOn w:val="Normal"/>
     <w:link w:val="BodyTextChar"/>
     <w:pPr>
-      <w:spacing w:before="180" w:after="180"/>
+      <w:spacing w:after="180" w:before="180"/>
     </w:pPr>
     <w:qFormat/>
   </w:style>
-  <w:style w:type="paragraph" w:customStyle="1" w:styleId="FirstParagraph">
+  <w:style w:customStyle="1" w:styleId="FirstParagraph" w:type="paragraph">
     <w:name w:val="First Paragraph"/>
     <w:basedOn w:val="BodyText"/>
     <w:next w:val="BodyText"/>
     <w:qFormat/>
   </w:style>
-  <w:style w:type="paragraph" w:customStyle="1" w:styleId="Compact">
+  <w:style w:customStyle="1" w:styleId="Compact" w:type="paragraph">
     <w:name w:val="Compact"/>
     <w:basedOn w:val="BodyText"/>
     <w:qFormat/>
     <w:pPr>
-      <w:spacing w:before="36" w:after="36"/>
+      <w:spacing w:after="36" w:before="36"/>
     </w:pPr>
   </w:style>
-  <w:style w:type="paragraph" w:styleId="Title">
+  <w:style w:styleId="Title" w:type="paragraph">
     <w:name w:val="Title"/>
     <w:basedOn w:val="Normal"/>
     <w:next w:val="BodyText"/>
@@ -4978,19 +5171,19 @@
     <w:pPr>
       <w:keepNext/>
       <w:keepLines/>
-      <w:spacing w:before="480" w:after="240"/>
+      <w:spacing w:after="240" w:before="480"/>
       <w:jc w:val="center"/>
     </w:pPr>
     <w:rPr>
-      <w:rFonts w:asciiTheme="majorHAnsi" w:eastAsiaTheme="majorEastAsia" w:hAnsiTheme="majorHAnsi" w:cstheme="majorBidi"/>
+      <w:rFonts w:asciiTheme="majorHAnsi" w:cstheme="majorBidi" w:eastAsiaTheme="majorEastAsia" w:hAnsiTheme="majorHAnsi"/>
       <w:b/>
       <w:bCs/>
-      <w:color w:val="345A8A" w:themeColor="accent1" w:themeShade="B5"/>
+      <w:color w:themeColor="accent1" w:themeShade="B5" w:val="345A8A"/>
       <w:sz w:val="36"/>
       <w:szCs w:val="36"/>
     </w:rPr>
   </w:style>
-  <w:style w:type="paragraph" w:styleId="Subtitle">
+  <w:style w:styleId="Subtitle" w:type="paragraph">
     <w:name w:val="Subtitle"/>
     <w:basedOn w:val="Title"/>
     <w:next w:val="BodyText"/>
@@ -4998,7 +5191,7 @@
     <w:pPr>
       <w:keepNext/>
       <w:keepLines/>
-      <w:spacing w:before="240" w:after="240"/>
+      <w:spacing w:after="240" w:before="240"/>
       <w:jc w:val="center"/>
     </w:pPr>
     <w:rPr>
@@ -5006,7 +5199,7 @@
       <w:szCs w:val="30"/>
     </w:rPr>
   </w:style>
-  <w:style w:type="paragraph" w:customStyle="1" w:styleId="Author">
+  <w:style w:customStyle="1" w:styleId="Author" w:type="paragraph">
     <w:name w:val="Author"/>
     <w:next w:val="BodyText"/>
     <w:qFormat/>
@@ -5016,7 +5209,7 @@
       <w:jc w:val="center"/>
     </w:pPr>
   </w:style>
-  <w:style w:type="paragraph" w:styleId="Date">
+  <w:style w:styleId="Date" w:type="paragraph">
     <w:name w:val="Date"/>
     <w:next w:val="BodyText"/>
     <w:qFormat/>
@@ -5026,7 +5219,26 @@
       <w:jc w:val="center"/>
     </w:pPr>
   </w:style>
-  <w:style w:type="paragraph" w:customStyle="1" w:styleId="Abstract">
+  <w:style w:customStyle="1" w:styleId="AbstractTitle" w:type="paragraph">
+    <w:name w:val="Abstract Title"/>
+    <w:basedOn w:val="Normal"/>
+    <w:next w:val="Abstract"/>
+    <w:qFormat/>
+    <w:pPr>
+      <w:keepNext/>
+      <w:keepLines/>
+      <w:jc w:val="center"/>
+      <w:spacing w:after="0" w:before="300"/>
+    </w:pPr>
+    <w:rPr>
+      <w:sz w:val="20"/>
+      <w:szCs w:val="20"/>
+      <w:b/>
+      <w:color w:val="345A8A"/>
+      &gt;
+    </w:rPr>
+  </w:style>
+  <w:style w:customStyle="1" w:styleId="Abstract" w:type="paragraph">
     <w:name w:val="Abstract"/>
     <w:basedOn w:val="Normal"/>
     <w:next w:val="BodyText"/>
@@ -5034,14 +5246,14 @@
     <w:pPr>
       <w:keepNext/>
       <w:keepLines/>
-      <w:spacing w:before="300" w:after="300"/>
+      <w:spacing w:after="300" w:before="100"/>
     </w:pPr>
     <w:rPr>
       <w:sz w:val="20"/>
       <w:szCs w:val="20"/>
     </w:rPr>
   </w:style>
-  <w:style w:type="paragraph" w:styleId="Bibliography">
+  <w:style w:styleId="Bibliography" w:type="paragraph">
     <w:name w:val="Bibliography"/>
     <w:basedOn w:val="Normal"/>
     <w:next w:val="Bibliography"/>
@@ -5049,7 +5261,7 @@
     <w:pPr/>
     <w:rPr/>
   </w:style>
-  <w:style w:type="paragraph" w:styleId="Heading1">
+  <w:style w:styleId="Heading1" w:type="paragraph">
     <w:name w:val="Heading 1"/>
     <w:basedOn w:val="Normal"/>
     <w:next w:val="BodyText"/>
@@ -5058,19 +5270,19 @@
     <w:pPr>
       <w:keepNext/>
       <w:keepLines/>
-      <w:spacing w:before="480" w:after="0"/>
+      <w:spacing w:after="0" w:before="480"/>
       <w:outlineLvl w:val="0"/>
     </w:pPr>
     <w:rPr>
-      <w:rFonts w:asciiTheme="majorHAnsi" w:eastAsiaTheme="majorEastAsia" w:hAnsiTheme="majorHAnsi" w:cstheme="majorBidi"/>
+      <w:rFonts w:asciiTheme="majorHAnsi" w:cstheme="majorBidi" w:eastAsiaTheme="majorEastAsia" w:hAnsiTheme="majorHAnsi"/>
       <w:b/>
       <w:bCs/>
-      <w:color w:val="345A8A" w:themeColor="accent1" w:themeShade="B5"/>
+      <w:color w:themeColor="accent1" w:val="4F81BD"/>
       <w:sz w:val="32"/>
       <w:szCs w:val="32"/>
     </w:rPr>
   </w:style>
-  <w:style w:type="paragraph" w:styleId="Heading2">
+  <w:style w:styleId="Heading2" w:type="paragraph">
     <w:name w:val="Heading 2"/>
     <w:basedOn w:val="Normal"/>
     <w:next w:val="BodyText"/>
@@ -5080,19 +5292,19 @@
     <w:pPr>
       <w:keepNext/>
       <w:keepLines/>
-      <w:spacing w:before="200" w:after="0"/>
+      <w:spacing w:after="0" w:before="200"/>
       <w:outlineLvl w:val="1"/>
     </w:pPr>
     <w:rPr>
-      <w:rFonts w:asciiTheme="majorHAnsi" w:eastAsiaTheme="majorEastAsia" w:hAnsiTheme="majorHAnsi" w:cstheme="majorBidi"/>
+      <w:rFonts w:asciiTheme="majorHAnsi" w:cstheme="majorBidi" w:eastAsiaTheme="majorEastAsia" w:hAnsiTheme="majorHAnsi"/>
       <w:b/>
       <w:bCs/>
-      <w:color w:val="4F81BD" w:themeColor="accent1"/>
-      <w:sz w:val="32"/>
-      <w:szCs w:val="32"/>
+      <w:color w:themeColor="accent1" w:val="4F81BD"/>
+      <w:sz w:val="28"/>
+      <w:szCs w:val="28"/>
     </w:rPr>
   </w:style>
-  <w:style w:type="paragraph" w:styleId="Heading3">
+  <w:style w:styleId="Heading3" w:type="paragraph">
     <w:name w:val="Heading 3"/>
     <w:basedOn w:val="Normal"/>
     <w:next w:val="BodyText"/>
@@ -5102,19 +5314,19 @@
     <w:pPr>
       <w:keepNext/>
       <w:keepLines/>
-      <w:spacing w:before="200" w:after="0"/>
+      <w:spacing w:after="0" w:before="200"/>
       <w:outlineLvl w:val="2"/>
     </w:pPr>
     <w:rPr>
-      <w:rFonts w:asciiTheme="majorHAnsi" w:eastAsiaTheme="majorEastAsia" w:hAnsiTheme="majorHAnsi" w:cstheme="majorBidi"/>
+      <w:rFonts w:asciiTheme="majorHAnsi" w:cstheme="majorBidi" w:eastAsiaTheme="majorEastAsia" w:hAnsiTheme="majorHAnsi"/>
       <w:b/>
       <w:bCs/>
-      <w:color w:val="4F81BD" w:themeColor="accent1"/>
-      <w:sz w:val="28"/>
-      <w:szCs w:val="28"/>
+      <w:color w:themeColor="accent1" w:val="4F81BD"/>
+      <w:sz w:val="24"/>
+      <w:szCs w:val="24"/>
     </w:rPr>
   </w:style>
-  <w:style w:type="paragraph" w:styleId="Heading4">
+  <w:style w:styleId="Heading4" w:type="paragraph">
     <w:name w:val="Heading 4"/>
     <w:basedOn w:val="Normal"/>
     <w:next w:val="BodyText"/>
@@ -5124,19 +5336,19 @@
     <w:pPr>
       <w:keepNext/>
       <w:keepLines/>
-      <w:spacing w:before="200" w:after="0"/>
+      <w:spacing w:after="0" w:before="200"/>
       <w:outlineLvl w:val="3"/>
     </w:pPr>
     <w:rPr>
-      <w:rFonts w:asciiTheme="majorHAnsi" w:eastAsiaTheme="majorEastAsia" w:hAnsiTheme="majorHAnsi" w:cstheme="majorBidi"/>
-      <w:b/>
+      <w:rFonts w:asciiTheme="majorHAnsi" w:cstheme="majorBidi" w:eastAsiaTheme="majorEastAsia" w:hAnsiTheme="majorHAnsi"/>
+      <w:i/>
       <w:bCs/>
-      <w:color w:val="4F81BD" w:themeColor="accent1"/>
+      <w:color w:themeColor="accent1" w:val="4F81BD"/>
       <w:sz w:val="24"/>
       <w:szCs w:val="24"/>
     </w:rPr>
   </w:style>
-  <w:style w:type="paragraph" w:styleId="Heading5">
+  <w:style w:styleId="Heading5" w:type="paragraph">
     <w:name w:val="Heading 5"/>
     <w:basedOn w:val="Normal"/>
     <w:next w:val="BodyText"/>
@@ -5146,19 +5358,18 @@
     <w:pPr>
       <w:keepNext/>
       <w:keepLines/>
-      <w:spacing w:before="200" w:after="0"/>
+      <w:spacing w:after="0" w:before="200"/>
       <w:outlineLvl w:val="4"/>
     </w:pPr>
     <w:rPr>
-      <w:rFonts w:asciiTheme="majorHAnsi" w:eastAsiaTheme="majorEastAsia" w:hAnsiTheme="majorHAnsi" w:cstheme="majorBidi"/>
-      <w:i/>
+      <w:rFonts w:asciiTheme="majorHAnsi" w:cstheme="majorBidi" w:eastAsiaTheme="majorEastAsia" w:hAnsiTheme="majorHAnsi"/>
       <w:iCs/>
-      <w:color w:val="4F81BD" w:themeColor="accent1"/>
+      <w:color w:themeColor="accent1" w:val="4F81BD"/>
       <w:sz w:val="24"/>
       <w:szCs w:val="24"/>
     </w:rPr>
   </w:style>
-  <w:style w:type="paragraph" w:styleId="Heading6">
+  <w:style w:styleId="Heading6" w:type="paragraph">
     <w:name w:val="Heading 6"/>
     <w:basedOn w:val="Normal"/>
     <w:next w:val="BodyText"/>
@@ -5168,17 +5379,17 @@
     <w:pPr>
       <w:keepNext/>
       <w:keepLines/>
-      <w:spacing w:before="200" w:after="0"/>
+      <w:spacing w:after="0" w:before="200"/>
       <w:outlineLvl w:val="5"/>
     </w:pPr>
     <w:rPr>
-      <w:rFonts w:asciiTheme="majorHAnsi" w:eastAsiaTheme="majorEastAsia" w:hAnsiTheme="majorHAnsi" w:cstheme="majorBidi"/>
-      <w:color w:val="4F81BD" w:themeColor="accent1"/>
+      <w:rFonts w:asciiTheme="majorHAnsi" w:cstheme="majorBidi" w:eastAsiaTheme="majorEastAsia" w:hAnsiTheme="majorHAnsi"/>
+      <w:color w:themeColor="accent1" w:val="4F81BD"/>
       <w:sz w:val="24"/>
       <w:szCs w:val="24"/>
     </w:rPr>
   </w:style>
-  <w:style w:type="paragraph" w:styleId="Heading7">
+  <w:style w:styleId="Heading7" w:type="paragraph">
     <w:name w:val="Heading 7"/>
     <w:basedOn w:val="Normal"/>
     <w:next w:val="BodyText"/>
@@ -5188,17 +5399,17 @@
     <w:pPr>
       <w:keepNext/>
       <w:keepLines/>
-      <w:spacing w:before="200" w:after="0"/>
+      <w:spacing w:after="0" w:before="200"/>
       <w:outlineLvl w:val="6"/>
     </w:pPr>
     <w:rPr>
-      <w:rFonts w:asciiTheme="majorHAnsi" w:eastAsiaTheme="majorEastAsia" w:hAnsiTheme="majorHAnsi" w:cstheme="majorBidi"/>
-      <w:color w:val="4F81BD" w:themeColor="accent1"/>
+      <w:rFonts w:asciiTheme="majorHAnsi" w:cstheme="majorBidi" w:eastAsiaTheme="majorEastAsia" w:hAnsiTheme="majorHAnsi"/>
+      <w:color w:themeColor="accent1" w:val="4F81BD"/>
       <w:sz w:val="24"/>
       <w:szCs w:val="24"/>
     </w:rPr>
   </w:style>
-  <w:style w:type="paragraph" w:styleId="Heading8">
+  <w:style w:styleId="Heading8" w:type="paragraph">
     <w:name w:val="Heading 8"/>
     <w:basedOn w:val="Normal"/>
     <w:next w:val="BodyText"/>
@@ -5208,17 +5419,17 @@
     <w:pPr>
       <w:keepNext/>
       <w:keepLines/>
-      <w:spacing w:before="200" w:after="0"/>
+      <w:spacing w:after="0" w:before="200"/>
       <w:outlineLvl w:val="7"/>
     </w:pPr>
     <w:rPr>
-      <w:rFonts w:asciiTheme="majorHAnsi" w:eastAsiaTheme="majorEastAsia" w:hAnsiTheme="majorHAnsi" w:cstheme="majorBidi"/>
-      <w:color w:val="4F81BD" w:themeColor="accent1"/>
+      <w:rFonts w:asciiTheme="majorHAnsi" w:cstheme="majorBidi" w:eastAsiaTheme="majorEastAsia" w:hAnsiTheme="majorHAnsi"/>
+      <w:color w:themeColor="accent1" w:val="4F81BD"/>
       <w:sz w:val="24"/>
       <w:szCs w:val="24"/>
     </w:rPr>
   </w:style>
-  <w:style w:type="paragraph" w:styleId="Heading9">
+  <w:style w:styleId="Heading9" w:type="paragraph">
     <w:name w:val="Heading 9"/>
     <w:basedOn w:val="Normal"/>
     <w:next w:val="BodyText"/>
@@ -5228,17 +5439,17 @@
     <w:pPr>
       <w:keepNext/>
       <w:keepLines/>
-      <w:spacing w:before="200" w:after="0"/>
+      <w:spacing w:after="0" w:before="200"/>
       <w:outlineLvl w:val="8"/>
     </w:pPr>
     <w:rPr>
-      <w:rFonts w:asciiTheme="majorHAnsi" w:eastAsiaTheme="majorEastAsia" w:hAnsiTheme="majorHAnsi" w:cstheme="majorBidi"/>
-      <w:color w:val="4F81BD" w:themeColor="accent1"/>
+      <w:rFonts w:asciiTheme="majorHAnsi" w:cstheme="majorBidi" w:eastAsiaTheme="majorEastAsia" w:hAnsiTheme="majorHAnsi"/>
+      <w:color w:themeColor="accent1" w:val="4F81BD"/>
       <w:sz w:val="24"/>
       <w:szCs w:val="24"/>
     </w:rPr>
   </w:style>
-  <w:style w:type="paragraph" w:styleId="BlockText">
+  <w:style w:styleId="BlockText" w:type="paragraph">
     <w:name w:val="Block Text"/>
     <w:basedOn w:val="BodyText"/>
     <w:next w:val="BodyText"/>
@@ -5246,17 +5457,11 @@
     <w:unhideWhenUsed/>
     <w:qFormat/>
     <w:pPr>
-      <w:spacing w:before="100" w:after="100"/>
-      <w:ind w:firstLine="0"/>
+      <w:spacing w:after="100" w:before="100"/>
+      <w:ind w:firstLine="0" w:left="480" w:right="480"/>
     </w:pPr>
-    <w:rPr>
-      <w:rFonts w:asciiTheme="majorHAnsi" w:eastAsiaTheme="majorEastAsia" w:hAnsiTheme="majorHAnsi" w:cstheme="majorBidi"/>
-      <w:bCs/>
-      <w:sz w:val="20"/>
-      <w:szCs w:val="20"/>
-    </w:rPr>
-  </w:style>
-  <w:style w:type="paragraph" w:styleId="FootnoteText">
+  </w:style>
+  <w:style w:styleId="FootnoteText" w:type="paragraph">
     <w:name w:val="Footnote Text"/>
     <w:basedOn w:val="Normal"/>
     <w:next w:val="FootnoteText"/>
@@ -5264,28 +5469,43 @@
     <w:unhideWhenUsed/>
     <w:qFormat/>
   </w:style>
-  <w:style w:type="character" w:default="1" w:styleId="DefaultParagraphFont">
+  <w:style w:default="1" w:styleId="DefaultParagraphFont" w:type="character">
     <w:name w:val="Default Paragraph Font"/>
     <w:semiHidden/>
     <w:unhideWhenUsed/>
   </w:style>
-  <w:style w:type="table" w:default="1" w:styleId="Table">
+  <w:style w:default="1" w:styleId="Table" w:type="table">
     <w:name w:val="Table"/>
     <w:basedOn w:val="TableNormal"/>
     <w:semiHidden/>
     <w:unhideWhenUsed/>
     <w:qFormat/>
     <w:tblPr>
-      <w:tblInd w:w="0" w:type="dxa"/>
+      <w:tblInd w:type="dxa" w:w="0"/>
       <w:tblCellMar>
-        <w:top w:w="0" w:type="dxa"/>
-        <w:left w:w="108" w:type="dxa"/>
-        <w:bottom w:w="0" w:type="dxa"/>
-        <w:right w:w="108" w:type="dxa"/>
+        <w:top w:type="dxa" w:w="0"/>
+        <w:left w:type="dxa" w:w="108"/>
+        <w:bottom w:type="dxa" w:w="0"/>
+        <w:right w:type="dxa" w:w="108"/>
       </w:tblCellMar>
     </w:tblPr>
-  </w:style>
-  <w:style w:type="paragraph" w:customStyle="1" w:styleId="DefinitionTerm">
+    <w:tblStylePr w:type="firstRow">
+      <w:tblPr>
+        <w:jc w:val="left"/>
+        <w:tblInd w:type="dxa" w:w="0"/>
+      </w:tblPr>
+      <w:trPr>
+        <w:jc w:val="left"/>
+      </w:trPr>
+      <w:tcPr>
+        <w:vAlign w:val="bottom"/>
+        <w:tcBorders>
+          <w:bottom w:val="single"/>
+        </w:tcBorders>
+      </w:tcPr>
+    </w:tblStylePr>
+  </w:style>
+  <w:style w:customStyle="1" w:styleId="DefinitionTerm" w:type="paragraph">
     <w:name w:val="Definition Term"/>
     <w:basedOn w:val="Normal"/>
     <w:next w:val="Definition"/>
@@ -5298,49 +5518,49 @@
       <w:b/>
     </w:rPr>
   </w:style>
-  <w:style w:type="paragraph" w:customStyle="1" w:styleId="Definition">
+  <w:style w:customStyle="1" w:styleId="Definition" w:type="paragraph">
     <w:name w:val="Definition"/>
     <w:basedOn w:val="Normal"/>
   </w:style>
-  <w:style w:type="paragraph" w:styleId="Caption">
+  <w:style w:styleId="Caption" w:type="paragraph">
     <w:name w:val="Caption"/>
     <w:basedOn w:val="Normal"/>
     <w:link w:val="BodyTextChar"/>
     <w:pPr>
-      <w:spacing w:before="0" w:after="120"/>
+      <w:spacing w:after="120" w:before="0"/>
     </w:pPr>
     <w:rPr>
       <w:i/>
     </w:rPr>
   </w:style>
-  <w:style w:type="paragraph" w:customStyle="1" w:styleId="TableCaption">
+  <w:style w:customStyle="1" w:styleId="TableCaption" w:type="paragraph">
     <w:name w:val="Table Caption"/>
     <w:basedOn w:val="Caption"/>
     <w:pPr>
       <w:keepNext/>
     </w:pPr>
   </w:style>
-  <w:style w:type="paragraph" w:customStyle="1" w:styleId="ImageCaption">
+  <w:style w:customStyle="1" w:styleId="ImageCaption" w:type="paragraph">
     <w:name w:val="Image Caption"/>
     <w:basedOn w:val="Caption"/>
   </w:style>
-  <w:style w:type="paragraph" w:customStyle="1" w:styleId="Figure">
+  <w:style w:customStyle="1" w:styleId="Figure" w:type="paragraph">
     <w:name w:val="Figure"/>
     <w:basedOn w:val="Normal"/>
   </w:style>
-  <w:style w:type="paragraph" w:customStyle="1" w:styleId="CaptionedFigure">
+  <w:style w:customStyle="1" w:styleId="CaptionedFigure" w:type="paragraph">
     <w:name w:val="Captioned Figure"/>
     <w:basedOn w:val="Figure"/>
     <w:pPr>
       <w:keepNext/>
     </w:pPr>
   </w:style>
-  <w:style w:type="character" w:customStyle="1" w:styleId="BodyTextChar">
+  <w:style w:customStyle="1" w:styleId="BodyTextChar" w:type="character">
     <w:name w:val="Body Text Char"/>
     <w:basedOn w:val="DefaultParagraphFont"/>
     <w:link w:val="BodyText"/>
   </w:style>
-  <w:style w:type="character" w:customStyle="1" w:styleId="VerbatimChar">
+  <w:style w:customStyle="1" w:styleId="VerbatimChar" w:type="character">
     <w:name w:val="Verbatim Char"/>
     <w:basedOn w:val="BodyTextChar"/>
     <w:rPr>
@@ -5348,21 +5568,25 @@
       <w:sz w:val="22"/>
     </w:rPr>
   </w:style>
-  <w:style w:type="character" w:styleId="FootnoteReference">
+  <w:style w:customStyle="1" w:styleId="SectionNumber" w:type="character">
+    <w:name w:val="Section Number"/>
+    <w:basedOn w:val="BodyTextChar"/>
+  </w:style>
+  <w:style w:styleId="FootnoteReference" w:type="character">
     <w:name w:val="Footnote Reference"/>
     <w:basedOn w:val="BodyTextChar"/>
     <w:rPr>
       <w:vertAlign w:val="superscript"/>
     </w:rPr>
   </w:style>
-  <w:style w:type="character" w:styleId="Hyperlink">
+  <w:style w:styleId="Hyperlink" w:type="character">
     <w:name w:val="Hyperlink"/>
     <w:basedOn w:val="BodyTextChar"/>
     <w:rPr>
-      <w:color w:val="4F81BD" w:themeColor="accent1"/>
+      <w:color w:themeColor="accent1" w:val="4F81BD"/>
     </w:rPr>
   </w:style>
-  <w:style w:type="paragraph" w:styleId="TOCHeading">
+  <w:style w:styleId="TOCHeading" w:type="paragraph">
     <w:name w:val="TOC Heading"/>
     <w:basedOn w:val="Heading1"/>
     <w:next w:val="BodyText"/>
@@ -5374,10 +5598,10 @@
       <w:outlineLvl w:val="9"/>
     </w:pPr>
     <w:rPr>
-      <w:rFonts w:asciiTheme="majorHAnsi" w:eastAsiaTheme="majorEastAsia" w:hAnsiTheme="majorHAnsi" w:cstheme="majorBidi"/>
+      <w:rFonts w:asciiTheme="majorHAnsi" w:cstheme="majorBidi" w:eastAsiaTheme="majorEastAsia" w:hAnsiTheme="majorHAnsi"/>
       <w:b w:val="0"/>
       <w:bCs w:val="0"/>
-      <w:color w:val="365F91" w:themeColor="accent1" w:themeShade="BF"/>
+      <w:color w:themeColor="accent1" w:themeShade="BF" w:val="365F91"/>
     </w:rPr>
   </w:style>
   <w:style w:type="paragraph" w:customStyle="1" w:styleId="SourceCode">
@@ -5469,7 +5693,10 @@
   <w:style w:type="character" w:customStyle="1" w:styleId="ImportTok">
     <w:name w:val="ImportTok"/>
     <w:basedOn w:val="VerbatimChar"/>
-    <w:rPr/>
+    <w:rPr>
+      <w:color w:val="008000"/>
+      <w:b/>
+    </w:rPr>
   </w:style>
   <w:style w:type="character" w:customStyle="1" w:styleId="CommentTok">
     <w:name w:val="CommentTok"/>
@@ -5544,7 +5771,9 @@
   <w:style w:type="character" w:customStyle="1" w:styleId="BuiltInTok">
     <w:name w:val="BuiltInTok"/>
     <w:basedOn w:val="VerbatimChar"/>
-    <w:rPr/>
+    <w:rPr>
+      <w:color w:val="008000"/>
+    </w:rPr>
   </w:style>
   <w:style w:type="character" w:customStyle="1" w:styleId="ExtensionTok">
     <w:name w:val="ExtensionTok"/>
